--- a/production/worksheets/01-ch1-energy-causes-change-practice.docx
+++ b/production/worksheets/01-ch1-energy-causes-change-practice.docx
@@ -23,7 +23,7 @@
         <w:rPr>
           <w:i/>
           <w:color w:val="444444"/>
-          <w:sz w:val="22"/>
+          <w:sz w:val="24"/>
         </w:rPr>
         <w:t>Chapter 1 · Grade 4</w:t>
       </w:r>
@@ -66,7 +66,7 @@
         <w:rPr>
           <w:i w:val="0"/>
           <w:color w:val="444444"/>
-          <w:sz w:val="22"/>
+          <w:sz w:val="24"/>
         </w:rPr>
         <w:t>For each one, write the observable change and a possible energy form.</w:t>
       </w:r>
@@ -95,7 +95,7 @@
               <w:rPr>
                 <w:b/>
                 <w:color w:val="1F3A5F"/>
-                <w:sz w:val="22"/>
+                <w:sz w:val="24"/>
               </w:rPr>
               <w:t>Scenario</w:t>
             </w:r>
@@ -112,7 +112,7 @@
               <w:rPr>
                 <w:b/>
                 <w:color w:val="1F3A5F"/>
-                <w:sz w:val="22"/>
+                <w:sz w:val="24"/>
               </w:rPr>
               <w:t>Observable change</w:t>
             </w:r>
@@ -129,7 +129,7 @@
               <w:rPr>
                 <w:b/>
                 <w:color w:val="1F3A5F"/>
-                <w:sz w:val="22"/>
+                <w:sz w:val="24"/>
               </w:rPr>
               <w:t>Possible energy form</w:t>
             </w:r>
@@ -363,7 +363,7 @@
         <w:rPr>
           <w:i w:val="0"/>
           <w:color w:val="444444"/>
-          <w:sz w:val="22"/>
+          <w:sz w:val="24"/>
         </w:rPr>
         <w:t>Circle whether each is evidence that energy caused a change.</w:t>
       </w:r>
@@ -391,7 +391,7 @@
               <w:rPr>
                 <w:b/>
                 <w:color w:val="1F3A5F"/>
-                <w:sz w:val="22"/>
+                <w:sz w:val="24"/>
               </w:rPr>
               <w:t>Observation</w:t>
             </w:r>
@@ -408,7 +408,7 @@
               <w:rPr>
                 <w:b/>
                 <w:color w:val="1F3A5F"/>
-                <w:sz w:val="22"/>
+                <w:sz w:val="24"/>
               </w:rPr>
               <w:t>Circle one</w:t>
             </w:r>
@@ -569,7 +569,7 @@
         <w:rPr>
           <w:i w:val="0"/>
           <w:color w:val="444444"/>
-          <w:sz w:val="22"/>
+          <w:sz w:val="24"/>
         </w:rPr>
         <w:t>Does it have stored energy? When does it cause a change?</w:t>
       </w:r>
@@ -598,7 +598,7 @@
               <w:rPr>
                 <w:b/>
                 <w:color w:val="1F3A5F"/>
-                <w:sz w:val="22"/>
+                <w:sz w:val="24"/>
               </w:rPr>
               <w:t>Example</w:t>
             </w:r>
@@ -615,7 +615,7 @@
               <w:rPr>
                 <w:b/>
                 <w:color w:val="1F3A5F"/>
-                <w:sz w:val="22"/>
+                <w:sz w:val="24"/>
               </w:rPr>
               <w:t>Stored energy? (yes/no)</w:t>
             </w:r>
@@ -632,7 +632,7 @@
               <w:rPr>
                 <w:b/>
                 <w:color w:val="1F3A5F"/>
-                <w:sz w:val="22"/>
+                <w:sz w:val="24"/>
               </w:rPr>
               <w:t>When does it cause a change?</w:t>
             </w:r>
@@ -825,7 +825,7 @@
         <w:rPr>
           <w:i w:val="0"/>
           <w:color w:val="444444"/>
-          <w:sz w:val="22"/>
+          <w:sz w:val="24"/>
         </w:rPr>
         <w:t>Energy is the ability to cause change. Describe one change you have observed and tell what energy you think caused it.</w:t>
       </w:r>

--- a/production/worksheets/01-ch1-energy-causes-change-practice.docx
+++ b/production/worksheets/01-ch1-energy-causes-change-practice.docx
@@ -4,431 +4,812 @@
   <w:body>
     <w:p>
       <w:pPr>
-        <w:spacing w:after="80"/>
+        <w:spacing w:before="0" w:after="40"/>
       </w:pPr>
       <w:r>
         <w:rPr>
+          <w:rFonts w:ascii="Avenir Next" w:hAnsi="Avenir Next"/>
           <w:b/>
-          <w:color w:val="1F3A5F"/>
-          <w:sz w:val="40"/>
+          <w:i w:val="0"/>
+          <w:color w:val="4A5268"/>
+          <w:sz w:val="19"/>
+          <w:u w:val="none"/>
+          <w:rFonts w:ascii="Avenir Next" w:hAnsi="Avenir Next" w:cs="Avenir Next"/>
+        </w:rPr>
+        <w:t>UNIT 1 · ENERGY TRANSFER &amp; TRANSFORMATION</w:t>
+      </w:r>
+    </w:p>
+    <w:p>
+      <w:pPr>
+        <w:spacing w:before="0" w:after="40"/>
+      </w:pPr>
+      <w:r>
+        <w:rPr>
+          <w:rFonts w:ascii="Avenir Next" w:hAnsi="Avenir Next"/>
+          <w:b/>
+          <w:i w:val="0"/>
+          <w:color w:val="1F2A5A"/>
+          <w:sz w:val="44"/>
+          <w:u w:val="none"/>
+          <w:rFonts w:ascii="Avenir Next" w:hAnsi="Avenir Next" w:cs="Avenir Next"/>
         </w:rPr>
         <w:t>Practice — Energy Causes Change</w:t>
       </w:r>
     </w:p>
     <w:p>
       <w:pPr>
-        <w:spacing w:after="80"/>
+        <w:spacing w:before="0" w:after="80"/>
       </w:pPr>
       <w:r>
         <w:rPr>
-          <w:i/>
-          <w:color w:val="444444"/>
+          <w:rFonts w:ascii="Avenir Next" w:hAnsi="Avenir Next"/>
+          <w:b/>
+          <w:i w:val="0"/>
+          <w:color w:val="7A5620"/>
           <w:sz w:val="24"/>
+          <w:u w:val="none"/>
+          <w:rFonts w:ascii="Avenir Next" w:hAnsi="Avenir Next" w:cs="Avenir Next"/>
         </w:rPr>
-        <w:t>Chapter 1 · Grade 4</w:t>
+        <w:t>Chapter 1 · Grade 4 · PRACTICE — NOT GRADED</w:t>
       </w:r>
     </w:p>
     <w:p>
       <w:pPr>
-        <w:spacing w:after="160"/>
+        <w:spacing w:before="0" w:after="120" w:line="520" w:lineRule="exact"/>
       </w:pPr>
       <w:r>
         <w:rPr>
+          <w:rFonts w:ascii="Avenir Next" w:hAnsi="Avenir Next"/>
+          <w:b/>
+          <w:i w:val="0"/>
+          <w:color w:val="1A1D26"/>
           <w:sz w:val="24"/>
+          <w:u w:val="none"/>
+          <w:rFonts w:ascii="Avenir Next" w:hAnsi="Avenir Next" w:cs="Avenir Next"/>
         </w:rPr>
-        <w:t>Name: ____________________________</w:t>
+        <w:t xml:space="preserve">Name: </w:t>
       </w:r>
       <w:r>
         <w:rPr>
+          <w:rFonts w:ascii="Avenir Next" w:hAnsi="Avenir Next"/>
+          <w:b w:val="0"/>
+          <w:i w:val="0"/>
+          <w:color w:val="1A1D26"/>
           <w:sz w:val="24"/>
+          <w:u w:val="single"/>
+          <w:rFonts w:ascii="Avenir Next" w:hAnsi="Avenir Next" w:cs="Avenir Next"/>
         </w:rPr>
-        <w:t xml:space="preserve">    Date: ________________</w:t>
+        <w:t>________________________</w:t>
       </w:r>
-    </w:p>
-    <w:p>
-      <w:pPr>
-        <w:spacing w:before="200" w:after="60"/>
-      </w:pPr>
       <w:r>
         <w:rPr>
+          <w:rFonts w:ascii="Avenir Next" w:hAnsi="Avenir Next"/>
           <w:b/>
-          <w:color w:val="C05014"/>
-          <w:sz w:val="28"/>
+          <w:i w:val="0"/>
+          <w:color w:val="1A1D26"/>
+          <w:sz w:val="24"/>
+          <w:u w:val="none"/>
+          <w:rFonts w:ascii="Avenir Next" w:hAnsi="Avenir Next" w:cs="Avenir Next"/>
         </w:rPr>
-        <w:t>A. What changed?</w:t>
+        <w:t xml:space="preserve">   Homeroom:  </w:t>
       </w:r>
-    </w:p>
-    <w:p>
-      <w:pPr>
-        <w:spacing w:after="80"/>
-      </w:pPr>
       <w:r>
         <w:rPr>
+          <w:rFonts w:ascii="Avenir Next" w:hAnsi="Avenir Next"/>
+          <w:b w:val="0"/>
           <w:i w:val="0"/>
-          <w:color w:val="444444"/>
+          <w:color w:val="1A1D26"/>
           <w:sz w:val="24"/>
+          <w:u w:val="none"/>
+          <w:rFonts w:ascii="Avenir Next" w:hAnsi="Avenir Next" w:cs="Avenir Next"/>
         </w:rPr>
-        <w:t>For each one, write the observable change and a possible energy form.</w:t>
+        <w:t>○ 4A</w:t>
+      </w:r>
+      <w:r>
+        <w:rPr>
+          <w:rFonts w:ascii="Avenir Next" w:hAnsi="Avenir Next"/>
+          <w:b w:val="0"/>
+          <w:i w:val="0"/>
+          <w:color w:val="1A1D26"/>
+          <w:sz w:val="24"/>
+          <w:u w:val="none"/>
+          <w:rFonts w:ascii="Avenir Next" w:hAnsi="Avenir Next" w:cs="Avenir Next"/>
+        </w:rPr>
+        <w:t xml:space="preserve">  ○ 4B</w:t>
+      </w:r>
+      <w:r>
+        <w:rPr>
+          <w:rFonts w:ascii="Avenir Next" w:hAnsi="Avenir Next"/>
+          <w:b w:val="0"/>
+          <w:i w:val="0"/>
+          <w:color w:val="1A1D26"/>
+          <w:sz w:val="24"/>
+          <w:u w:val="none"/>
+          <w:rFonts w:ascii="Avenir Next" w:hAnsi="Avenir Next" w:cs="Avenir Next"/>
+        </w:rPr>
+        <w:t xml:space="preserve">  ○ 4C</w:t>
+      </w:r>
+      <w:r>
+        <w:rPr>
+          <w:rFonts w:ascii="Avenir Next" w:hAnsi="Avenir Next"/>
+          <w:b w:val="0"/>
+          <w:i w:val="0"/>
+          <w:color w:val="1A1D26"/>
+          <w:sz w:val="24"/>
+          <w:u w:val="none"/>
+          <w:rFonts w:ascii="Avenir Next" w:hAnsi="Avenir Next" w:cs="Avenir Next"/>
+        </w:rPr>
+        <w:t xml:space="preserve">  ○ 4D</w:t>
       </w:r>
     </w:p>
     <w:tbl>
       <w:tblPr>
-        <w:tblStyle w:val="TableGrid"/>
         <w:tblW w:type="auto" w:w="0"/>
-        <w:tblLayout w:type="fixed"/>
         <w:tblLook w:firstColumn="1" w:firstRow="1" w:lastColumn="0" w:lastRow="0" w:noHBand="0" w:noVBand="1" w:val="04A0"/>
+        <w:tblBorders>
+          <w:top w:val="none"/>
+          <w:left w:val="none"/>
+          <w:bottom w:val="none"/>
+          <w:right w:val="none"/>
+          <w:insideH w:val="none"/>
+          <w:insideV w:val="none"/>
+        </w:tblBorders>
       </w:tblPr>
       <w:tblGrid>
-        <w:gridCol w:w="3312"/>
-        <w:gridCol w:w="3312"/>
-        <w:gridCol w:w="3312"/>
+        <w:gridCol w:w="10656"/>
       </w:tblGrid>
       <w:tr>
         <w:tc>
           <w:tcPr>
-            <w:tcW w:type="dxa" w:w="3744"/>
-            <w:shd w:fill="E8EDF4"/>
+            <w:tcW w:type="dxa" w:w="10656"/>
+            <w:tcMar>
+              <w:top w:w="12" w:type="dxa"/>
+              <w:left w:w="0" w:type="dxa"/>
+              <w:bottom w:w="18" w:type="dxa"/>
+              <w:right w:w="0" w:type="dxa"/>
+            </w:tcMar>
           </w:tcPr>
           <w:p>
-            <w:r/>
+            <w:pPr>
+              <w:pBdr>
+                <w:bottom w:val="single" w:sz="10" w:color="1F2A5A"/>
+              </w:pBdr>
+            </w:pPr>
             <w:r>
               <w:rPr>
+                <w:rFonts w:ascii="Avenir Next" w:hAnsi="Avenir Next"/>
                 <w:b/>
-                <w:color w:val="1F3A5F"/>
+                <w:i w:val="0"/>
+                <w:color w:val="A67C16"/>
+                <w:sz w:val="32"/>
+                <w:u w:val="none"/>
+                <w:rFonts w:ascii="Avenir Next" w:hAnsi="Avenir Next" w:cs="Avenir Next"/>
+              </w:rPr>
+              <w:t xml:space="preserve">A   </w:t>
+            </w:r>
+            <w:r>
+              <w:rPr>
+                <w:rFonts w:ascii="Avenir Next" w:hAnsi="Avenir Next"/>
+                <w:b/>
+                <w:i w:val="0"/>
+                <w:color w:val="1F2A5A"/>
+                <w:sz w:val="32"/>
+                <w:u w:val="none"/>
+                <w:rFonts w:ascii="Avenir Next" w:hAnsi="Avenir Next" w:cs="Avenir Next"/>
+              </w:rPr>
+              <w:t>WHAT CHANGED?</w:t>
+            </w:r>
+          </w:p>
+        </w:tc>
+      </w:tr>
+    </w:tbl>
+    <w:p>
+      <w:pPr>
+        <w:spacing w:before="0" w:after="80"/>
+      </w:pPr>
+      <w:r>
+        <w:rPr>
+          <w:rFonts w:ascii="Avenir Next" w:hAnsi="Avenir Next"/>
+          <w:b w:val="0"/>
+          <w:i/>
+          <w:color w:val="4A5268"/>
+          <w:sz w:val="24"/>
+          <w:u w:val="none"/>
+          <w:rFonts w:ascii="Avenir Next" w:hAnsi="Avenir Next" w:cs="Avenir Next"/>
+        </w:rPr>
+        <w:t>Write the change you could observe and one form of energy.</w:t>
+      </w:r>
+    </w:p>
+    <w:tbl>
+      <w:tblPr>
+        <w:tblW w:type="auto" w:w="0"/>
+        <w:tblLook w:firstColumn="1" w:firstRow="1" w:lastColumn="0" w:lastRow="0" w:noHBand="0" w:noVBand="1" w:val="04A0"/>
+        <w:tblBorders>
+          <w:top w:val="none"/>
+          <w:left w:val="none"/>
+          <w:bottom w:val="none"/>
+          <w:right w:val="none"/>
+          <w:insideH w:val="none"/>
+          <w:insideV w:val="none"/>
+        </w:tblBorders>
+      </w:tblPr>
+      <w:tblGrid>
+        <w:gridCol w:w="3552"/>
+        <w:gridCol w:w="3552"/>
+        <w:gridCol w:w="3552"/>
+      </w:tblGrid>
+      <w:tr>
+        <w:trPr>
+          <w:trHeight w:val="440" w:hRule="atLeast"/>
+        </w:trPr>
+        <w:tc>
+          <w:tcPr>
+            <w:tcW w:type="dxa" w:w="4320"/>
+            <w:tcMar>
+              <w:top w:w="40" w:type="dxa"/>
+              <w:left w:w="80" w:type="dxa"/>
+              <w:bottom w:w="40" w:type="dxa"/>
+              <w:right w:w="80" w:type="dxa"/>
+            </w:tcMar>
+            <w:shd w:val="clear" w:color="auto" w:fill="1F2A5A"/>
+            <w:vAlign w:val="center"/>
+          </w:tcPr>
+          <w:p>
+            <w:r>
+              <w:rPr>
+                <w:rFonts w:ascii="Avenir Next" w:hAnsi="Avenir Next"/>
+                <w:b/>
+                <w:i w:val="0"/>
+                <w:color w:val="FFFFFF"/>
                 <w:sz w:val="24"/>
+                <w:u w:val="none"/>
+                <w:rFonts w:ascii="Avenir Next" w:hAnsi="Avenir Next" w:cs="Avenir Next"/>
               </w:rPr>
-              <w:t>Scenario</w:t>
+              <w:t>SCENARIO</w:t>
+            </w:r>
+          </w:p>
+        </w:tc>
+        <w:tc>
+          <w:tcPr>
+            <w:tcW w:type="dxa" w:w="3744"/>
+            <w:tcMar>
+              <w:top w:w="40" w:type="dxa"/>
+              <w:left w:w="80" w:type="dxa"/>
+              <w:bottom w:w="40" w:type="dxa"/>
+              <w:right w:w="80" w:type="dxa"/>
+            </w:tcMar>
+            <w:shd w:val="clear" w:color="auto" w:fill="1F2A5A"/>
+            <w:vAlign w:val="center"/>
+          </w:tcPr>
+          <w:p>
+            <w:r>
+              <w:rPr>
+                <w:rFonts w:ascii="Avenir Next" w:hAnsi="Avenir Next"/>
+                <w:b/>
+                <w:i w:val="0"/>
+                <w:color w:val="FFFFFF"/>
+                <w:sz w:val="24"/>
+                <w:u w:val="none"/>
+                <w:rFonts w:ascii="Avenir Next" w:hAnsi="Avenir Next" w:cs="Avenir Next"/>
+              </w:rPr>
+              <w:t>WHAT CHANGED?</w:t>
+            </w:r>
+          </w:p>
+        </w:tc>
+        <w:tc>
+          <w:tcPr>
+            <w:tcW w:type="dxa" w:w="2592"/>
+            <w:tcMar>
+              <w:top w:w="40" w:type="dxa"/>
+              <w:left w:w="80" w:type="dxa"/>
+              <w:bottom w:w="40" w:type="dxa"/>
+              <w:right w:w="80" w:type="dxa"/>
+            </w:tcMar>
+            <w:shd w:val="clear" w:color="auto" w:fill="1F2A5A"/>
+            <w:vAlign w:val="center"/>
+          </w:tcPr>
+          <w:p>
+            <w:r>
+              <w:rPr>
+                <w:rFonts w:ascii="Avenir Next" w:hAnsi="Avenir Next"/>
+                <w:b/>
+                <w:i w:val="0"/>
+                <w:color w:val="FFFFFF"/>
+                <w:sz w:val="24"/>
+                <w:u w:val="none"/>
+                <w:rFonts w:ascii="Avenir Next" w:hAnsi="Avenir Next" w:cs="Avenir Next"/>
+              </w:rPr>
+              <w:t>FORM OF ENERGY</w:t>
+            </w:r>
+          </w:p>
+        </w:tc>
+      </w:tr>
+      <w:tr>
+        <w:trPr>
+          <w:trHeight w:val="660" w:hRule="atLeast"/>
+        </w:trPr>
+        <w:tc>
+          <w:tcPr>
+            <w:tcW w:type="dxa" w:w="4320"/>
+            <w:tcMar>
+              <w:top w:w="40" w:type="dxa"/>
+              <w:left w:w="80" w:type="dxa"/>
+              <w:bottom w:w="40" w:type="dxa"/>
+              <w:right w:w="80" w:type="dxa"/>
+            </w:tcMar>
+            <w:vAlign w:val="center"/>
+            <w:tcBorders>
+              <w:bottom w:val="single" w:sz="8" w:color="1A1D26"/>
+            </w:tcBorders>
+          </w:tcPr>
+          <w:p>
+            <w:r>
+              <w:rPr>
+                <w:rFonts w:ascii="Avenir Next" w:hAnsi="Avenir Next"/>
+                <w:b/>
+                <w:i w:val="0"/>
+                <w:color w:val="1F2A5A"/>
+                <w:sz w:val="28"/>
+                <w:u w:val="none"/>
+                <w:rFonts w:ascii="Avenir Next" w:hAnsi="Avenir Next" w:cs="Avenir Next"/>
+              </w:rPr>
+              <w:t>A light switch is flipped.</w:t>
+            </w:r>
+          </w:p>
+        </w:tc>
+        <w:tc>
+          <w:tcPr>
+            <w:tcW w:type="dxa" w:w="3744"/>
+            <w:tcMar>
+              <w:top w:w="40" w:type="dxa"/>
+              <w:left w:w="80" w:type="dxa"/>
+              <w:bottom w:w="40" w:type="dxa"/>
+              <w:right w:w="80" w:type="dxa"/>
+            </w:tcMar>
+            <w:vAlign w:val="center"/>
+            <w:tcBorders>
+              <w:bottom w:val="single" w:sz="8" w:color="1A1D26"/>
+            </w:tcBorders>
+          </w:tcPr>
+          <w:p/>
+        </w:tc>
+        <w:tc>
+          <w:tcPr>
+            <w:tcW w:type="dxa" w:w="2592"/>
+            <w:tcMar>
+              <w:top w:w="40" w:type="dxa"/>
+              <w:left w:w="80" w:type="dxa"/>
+              <w:bottom w:w="40" w:type="dxa"/>
+              <w:right w:w="80" w:type="dxa"/>
+            </w:tcMar>
+            <w:vAlign w:val="center"/>
+            <w:tcBorders>
+              <w:bottom w:val="single" w:sz="8" w:color="1A1D26"/>
+            </w:tcBorders>
+          </w:tcPr>
+          <w:p/>
+        </w:tc>
+      </w:tr>
+      <w:tr>
+        <w:trPr>
+          <w:trHeight w:val="660" w:hRule="atLeast"/>
+        </w:trPr>
+        <w:tc>
+          <w:tcPr>
+            <w:tcW w:type="dxa" w:w="4320"/>
+            <w:tcMar>
+              <w:top w:w="40" w:type="dxa"/>
+              <w:left w:w="80" w:type="dxa"/>
+              <w:bottom w:w="40" w:type="dxa"/>
+              <w:right w:w="80" w:type="dxa"/>
+            </w:tcMar>
+            <w:vAlign w:val="center"/>
+            <w:tcBorders>
+              <w:bottom w:val="single" w:sz="8" w:color="1A1D26"/>
+            </w:tcBorders>
+          </w:tcPr>
+          <w:p>
+            <w:r>
+              <w:rPr>
+                <w:rFonts w:ascii="Avenir Next" w:hAnsi="Avenir Next"/>
+                <w:b/>
+                <w:i w:val="0"/>
+                <w:color w:val="1F2A5A"/>
+                <w:sz w:val="28"/>
+                <w:u w:val="none"/>
+                <w:rFonts w:ascii="Avenir Next" w:hAnsi="Avenir Next" w:cs="Avenir Next"/>
+              </w:rPr>
+              <w:t>A toy car is pushed.</w:t>
+            </w:r>
+          </w:p>
+        </w:tc>
+        <w:tc>
+          <w:tcPr>
+            <w:tcW w:type="dxa" w:w="3744"/>
+            <w:tcMar>
+              <w:top w:w="40" w:type="dxa"/>
+              <w:left w:w="80" w:type="dxa"/>
+              <w:bottom w:w="40" w:type="dxa"/>
+              <w:right w:w="80" w:type="dxa"/>
+            </w:tcMar>
+            <w:vAlign w:val="center"/>
+            <w:tcBorders>
+              <w:bottom w:val="single" w:sz="8" w:color="1A1D26"/>
+            </w:tcBorders>
+          </w:tcPr>
+          <w:p/>
+        </w:tc>
+        <w:tc>
+          <w:tcPr>
+            <w:tcW w:type="dxa" w:w="2592"/>
+            <w:tcMar>
+              <w:top w:w="40" w:type="dxa"/>
+              <w:left w:w="80" w:type="dxa"/>
+              <w:bottom w:w="40" w:type="dxa"/>
+              <w:right w:w="80" w:type="dxa"/>
+            </w:tcMar>
+            <w:vAlign w:val="center"/>
+            <w:tcBorders>
+              <w:bottom w:val="single" w:sz="8" w:color="1A1D26"/>
+            </w:tcBorders>
+          </w:tcPr>
+          <w:p/>
+        </w:tc>
+      </w:tr>
+      <w:tr>
+        <w:trPr>
+          <w:trHeight w:val="660" w:hRule="atLeast"/>
+        </w:trPr>
+        <w:tc>
+          <w:tcPr>
+            <w:tcW w:type="dxa" w:w="4320"/>
+            <w:tcMar>
+              <w:top w:w="40" w:type="dxa"/>
+              <w:left w:w="80" w:type="dxa"/>
+              <w:bottom w:w="40" w:type="dxa"/>
+              <w:right w:w="80" w:type="dxa"/>
+            </w:tcMar>
+            <w:vAlign w:val="center"/>
+            <w:tcBorders>
+              <w:bottom w:val="single" w:sz="8" w:color="1A1D26"/>
+            </w:tcBorders>
+          </w:tcPr>
+          <w:p>
+            <w:r>
+              <w:rPr>
+                <w:rFonts w:ascii="Avenir Next" w:hAnsi="Avenir Next"/>
+                <w:b/>
+                <w:i w:val="0"/>
+                <w:color w:val="1F2A5A"/>
+                <w:sz w:val="28"/>
+                <w:u w:val="none"/>
+                <w:rFonts w:ascii="Avenir Next" w:hAnsi="Avenir Next" w:cs="Avenir Next"/>
+              </w:rPr>
+              <w:t>A bell is rung.</w:t>
+            </w:r>
+          </w:p>
+        </w:tc>
+        <w:tc>
+          <w:tcPr>
+            <w:tcW w:type="dxa" w:w="3744"/>
+            <w:tcMar>
+              <w:top w:w="40" w:type="dxa"/>
+              <w:left w:w="80" w:type="dxa"/>
+              <w:bottom w:w="40" w:type="dxa"/>
+              <w:right w:w="80" w:type="dxa"/>
+            </w:tcMar>
+            <w:vAlign w:val="center"/>
+            <w:tcBorders>
+              <w:bottom w:val="single" w:sz="8" w:color="1A1D26"/>
+            </w:tcBorders>
+          </w:tcPr>
+          <w:p/>
+        </w:tc>
+        <w:tc>
+          <w:tcPr>
+            <w:tcW w:type="dxa" w:w="2592"/>
+            <w:tcMar>
+              <w:top w:w="40" w:type="dxa"/>
+              <w:left w:w="80" w:type="dxa"/>
+              <w:bottom w:w="40" w:type="dxa"/>
+              <w:right w:w="80" w:type="dxa"/>
+            </w:tcMar>
+            <w:vAlign w:val="center"/>
+            <w:tcBorders>
+              <w:bottom w:val="single" w:sz="8" w:color="1A1D26"/>
+            </w:tcBorders>
+          </w:tcPr>
+          <w:p/>
+        </w:tc>
+      </w:tr>
+      <w:tr>
+        <w:trPr>
+          <w:trHeight w:val="660" w:hRule="atLeast"/>
+        </w:trPr>
+        <w:tc>
+          <w:tcPr>
+            <w:tcW w:type="dxa" w:w="4320"/>
+            <w:tcMar>
+              <w:top w:w="40" w:type="dxa"/>
+              <w:left w:w="80" w:type="dxa"/>
+              <w:bottom w:w="40" w:type="dxa"/>
+              <w:right w:w="80" w:type="dxa"/>
+            </w:tcMar>
+            <w:vAlign w:val="center"/>
+            <w:tcBorders>
+              <w:bottom w:val="single" w:sz="8" w:color="1A1D26"/>
+            </w:tcBorders>
+          </w:tcPr>
+          <w:p>
+            <w:r>
+              <w:rPr>
+                <w:rFonts w:ascii="Avenir Next" w:hAnsi="Avenir Next"/>
+                <w:b/>
+                <w:i w:val="0"/>
+                <w:color w:val="1F2A5A"/>
+                <w:sz w:val="28"/>
+                <w:u w:val="none"/>
+                <w:rFonts w:ascii="Avenir Next" w:hAnsi="Avenir Next" w:cs="Avenir Next"/>
+              </w:rPr>
+              <w:t>An ice cube sits on a warm hand.</w:t>
+            </w:r>
+          </w:p>
+        </w:tc>
+        <w:tc>
+          <w:tcPr>
+            <w:tcW w:type="dxa" w:w="3744"/>
+            <w:tcMar>
+              <w:top w:w="40" w:type="dxa"/>
+              <w:left w:w="80" w:type="dxa"/>
+              <w:bottom w:w="40" w:type="dxa"/>
+              <w:right w:w="80" w:type="dxa"/>
+            </w:tcMar>
+            <w:vAlign w:val="center"/>
+            <w:tcBorders>
+              <w:bottom w:val="single" w:sz="8" w:color="1A1D26"/>
+            </w:tcBorders>
+          </w:tcPr>
+          <w:p/>
+        </w:tc>
+        <w:tc>
+          <w:tcPr>
+            <w:tcW w:type="dxa" w:w="2592"/>
+            <w:tcMar>
+              <w:top w:w="40" w:type="dxa"/>
+              <w:left w:w="80" w:type="dxa"/>
+              <w:bottom w:w="40" w:type="dxa"/>
+              <w:right w:w="80" w:type="dxa"/>
+            </w:tcMar>
+            <w:vAlign w:val="center"/>
+            <w:tcBorders>
+              <w:bottom w:val="single" w:sz="8" w:color="1A1D26"/>
+            </w:tcBorders>
+          </w:tcPr>
+          <w:p/>
+        </w:tc>
+      </w:tr>
+    </w:tbl>
+    <w:p>
+      <w:pPr>
+        <w:spacing w:before="0" w:after="60"/>
+      </w:pPr>
+      <w:r>
+        <w:rPr>
+          <w:sz w:val="4"/>
+        </w:rPr>
+      </w:r>
+    </w:p>
+    <w:tbl>
+      <w:tblPr>
+        <w:tblW w:type="auto" w:w="0"/>
+        <w:tblLook w:firstColumn="1" w:firstRow="1" w:lastColumn="0" w:lastRow="0" w:noHBand="0" w:noVBand="1" w:val="04A0"/>
+        <w:tblBorders>
+          <w:top w:val="none"/>
+          <w:left w:val="none"/>
+          <w:bottom w:val="none"/>
+          <w:right w:val="none"/>
+          <w:insideH w:val="none"/>
+          <w:insideV w:val="none"/>
+        </w:tblBorders>
+      </w:tblPr>
+      <w:tblGrid>
+        <w:gridCol w:w="10656"/>
+      </w:tblGrid>
+      <w:tr>
+        <w:tc>
+          <w:tcPr>
+            <w:tcW w:type="dxa" w:w="10656"/>
+            <w:tcMar>
+              <w:top w:w="12" w:type="dxa"/>
+              <w:left w:w="0" w:type="dxa"/>
+              <w:bottom w:w="18" w:type="dxa"/>
+              <w:right w:w="0" w:type="dxa"/>
+            </w:tcMar>
+          </w:tcPr>
+          <w:p>
+            <w:pPr>
+              <w:pBdr>
+                <w:bottom w:val="single" w:sz="10" w:color="1F2A5A"/>
+              </w:pBdr>
+            </w:pPr>
+            <w:r>
+              <w:rPr>
+                <w:rFonts w:ascii="Avenir Next" w:hAnsi="Avenir Next"/>
+                <w:b/>
+                <w:i w:val="0"/>
+                <w:color w:val="A67C16"/>
+                <w:sz w:val="32"/>
+                <w:u w:val="none"/>
+                <w:rFonts w:ascii="Avenir Next" w:hAnsi="Avenir Next" w:cs="Avenir Next"/>
+              </w:rPr>
+              <w:t xml:space="preserve">B   </w:t>
+            </w:r>
+            <w:r>
+              <w:rPr>
+                <w:rFonts w:ascii="Avenir Next" w:hAnsi="Avenir Next"/>
+                <w:b/>
+                <w:i w:val="0"/>
+                <w:color w:val="1F2A5A"/>
+                <w:sz w:val="32"/>
+                <w:u w:val="none"/>
+                <w:rFonts w:ascii="Avenir Next" w:hAnsi="Avenir Next" w:cs="Avenir Next"/>
+              </w:rPr>
+              <w:t>EVIDENCE OR NOT ENOUGH EVIDENCE?</w:t>
+            </w:r>
+          </w:p>
+        </w:tc>
+      </w:tr>
+    </w:tbl>
+    <w:p>
+      <w:pPr>
+        <w:spacing w:before="0" w:after="80"/>
+      </w:pPr>
+      <w:r>
+        <w:rPr>
+          <w:rFonts w:ascii="Avenir Next" w:hAnsi="Avenir Next"/>
+          <w:b w:val="0"/>
+          <w:i/>
+          <w:color w:val="4A5268"/>
+          <w:sz w:val="24"/>
+          <w:u w:val="none"/>
+          <w:rFonts w:ascii="Avenir Next" w:hAnsi="Avenir Next" w:cs="Avenir Next"/>
+        </w:rPr>
+        <w:t>Circle one. Then finish the sentence: “Because …”</w:t>
+      </w:r>
+    </w:p>
+    <w:tbl>
+      <w:tblPr>
+        <w:tblW w:type="auto" w:w="0"/>
+        <w:tblLook w:firstColumn="1" w:firstRow="1" w:lastColumn="0" w:lastRow="0" w:noHBand="0" w:noVBand="1" w:val="04A0"/>
+        <w:tblBorders>
+          <w:top w:val="none"/>
+          <w:left w:val="none"/>
+          <w:bottom w:val="none"/>
+          <w:right w:val="none"/>
+          <w:insideH w:val="none"/>
+          <w:insideV w:val="none"/>
+        </w:tblBorders>
+      </w:tblPr>
+      <w:tblGrid>
+        <w:gridCol w:w="3552"/>
+        <w:gridCol w:w="3552"/>
+        <w:gridCol w:w="3552"/>
+      </w:tblGrid>
+      <w:tr>
+        <w:trPr>
+          <w:trHeight w:val="440" w:hRule="atLeast"/>
+        </w:trPr>
+        <w:tc>
+          <w:tcPr>
+            <w:tcW w:type="dxa" w:w="4752"/>
+            <w:tcMar>
+              <w:top w:w="40" w:type="dxa"/>
+              <w:left w:w="80" w:type="dxa"/>
+              <w:bottom w:w="40" w:type="dxa"/>
+              <w:right w:w="80" w:type="dxa"/>
+            </w:tcMar>
+            <w:shd w:val="clear" w:color="auto" w:fill="1F2A5A"/>
+            <w:vAlign w:val="center"/>
+          </w:tcPr>
+          <w:p>
+            <w:r>
+              <w:rPr>
+                <w:rFonts w:ascii="Avenir Next" w:hAnsi="Avenir Next"/>
+                <w:b/>
+                <w:i w:val="0"/>
+                <w:color w:val="FFFFFF"/>
+                <w:sz w:val="24"/>
+                <w:u w:val="none"/>
+                <w:rFonts w:ascii="Avenir Next" w:hAnsi="Avenir Next" w:cs="Avenir Next"/>
+              </w:rPr>
+              <w:t>OBSERVATION</w:t>
+            </w:r>
+          </w:p>
+        </w:tc>
+        <w:tc>
+          <w:tcPr>
+            <w:tcW w:type="dxa" w:w="2736"/>
+            <w:tcMar>
+              <w:top w:w="40" w:type="dxa"/>
+              <w:left w:w="80" w:type="dxa"/>
+              <w:bottom w:w="40" w:type="dxa"/>
+              <w:right w:w="80" w:type="dxa"/>
+            </w:tcMar>
+            <w:shd w:val="clear" w:color="auto" w:fill="1F2A5A"/>
+            <w:vAlign w:val="center"/>
+          </w:tcPr>
+          <w:p>
+            <w:r>
+              <w:rPr>
+                <w:rFonts w:ascii="Avenir Next" w:hAnsi="Avenir Next"/>
+                <w:b/>
+                <w:i w:val="0"/>
+                <w:color w:val="FFFFFF"/>
+                <w:sz w:val="24"/>
+                <w:u w:val="none"/>
+                <w:rFonts w:ascii="Avenir Next" w:hAnsi="Avenir Next" w:cs="Avenir Next"/>
+              </w:rPr>
+              <w:t>CIRCLE ONE</w:t>
             </w:r>
           </w:p>
         </w:tc>
         <w:tc>
           <w:tcPr>
             <w:tcW w:type="dxa" w:w="3168"/>
-            <w:shd w:fill="E8EDF4"/>
+            <w:tcMar>
+              <w:top w:w="40" w:type="dxa"/>
+              <w:left w:w="80" w:type="dxa"/>
+              <w:bottom w:w="40" w:type="dxa"/>
+              <w:right w:w="80" w:type="dxa"/>
+            </w:tcMar>
+            <w:shd w:val="clear" w:color="auto" w:fill="1F2A5A"/>
+            <w:vAlign w:val="center"/>
           </w:tcPr>
           <w:p>
-            <w:r/>
             <w:r>
               <w:rPr>
+                <w:rFonts w:ascii="Avenir Next" w:hAnsi="Avenir Next"/>
                 <w:b/>
-                <w:color w:val="1F3A5F"/>
+                <w:i w:val="0"/>
+                <w:color w:val="FFFFFF"/>
                 <w:sz w:val="24"/>
+                <w:u w:val="none"/>
+                <w:rFonts w:ascii="Avenir Next" w:hAnsi="Avenir Next" w:cs="Avenir Next"/>
               </w:rPr>
-              <w:t>Observable change</w:t>
-            </w:r>
-          </w:p>
-        </w:tc>
-        <w:tc>
-          <w:tcPr>
-            <w:tcW w:type="dxa" w:w="2448"/>
-            <w:shd w:fill="E8EDF4"/>
-          </w:tcPr>
-          <w:p>
-            <w:r/>
-            <w:r>
-              <w:rPr>
-                <w:b/>
-                <w:color w:val="1F3A5F"/>
-                <w:sz w:val="24"/>
-              </w:rPr>
-              <w:t>Possible energy form</w:t>
+              <w:t>BECAUSE …</w:t>
             </w:r>
           </w:p>
         </w:tc>
       </w:tr>
       <w:tr>
         <w:trPr>
-          <w:trHeight w:val="792"/>
+          <w:trHeight w:val="680" w:hRule="atLeast"/>
         </w:trPr>
         <w:tc>
           <w:tcPr>
-            <w:tcW w:type="dxa" w:w="3744"/>
+            <w:tcW w:type="dxa" w:w="4752"/>
+            <w:tcMar>
+              <w:top w:w="40" w:type="dxa"/>
+              <w:left w:w="80" w:type="dxa"/>
+              <w:bottom w:w="40" w:type="dxa"/>
+              <w:right w:w="80" w:type="dxa"/>
+            </w:tcMar>
+            <w:vAlign w:val="center"/>
+            <w:tcBorders>
+              <w:bottom w:val="single" w:sz="8" w:color="1A1D26"/>
+            </w:tcBorders>
           </w:tcPr>
           <w:p>
-            <w:pPr>
-              <w:spacing w:after="0"/>
-            </w:pPr>
-            <w:r/>
-            <w:r>
-              <w:t>A light switch is flipped.</w:t>
-            </w:r>
-          </w:p>
-        </w:tc>
-        <w:tc>
-          <w:tcPr>
-            <w:tcW w:type="dxa" w:w="3168"/>
-          </w:tcPr>
-          <w:p>
-            <w:pPr>
-              <w:spacing w:after="0"/>
-            </w:pPr>
-            <w:r/>
-          </w:p>
-        </w:tc>
-        <w:tc>
-          <w:tcPr>
-            <w:tcW w:type="dxa" w:w="2448"/>
-          </w:tcPr>
-          <w:p>
-            <w:pPr>
-              <w:spacing w:after="0"/>
-            </w:pPr>
-            <w:r/>
-          </w:p>
-        </w:tc>
-      </w:tr>
-      <w:tr>
-        <w:trPr>
-          <w:trHeight w:val="792"/>
-        </w:trPr>
-        <w:tc>
-          <w:tcPr>
-            <w:tcW w:type="dxa" w:w="3744"/>
-          </w:tcPr>
-          <w:p>
-            <w:pPr>
-              <w:spacing w:after="0"/>
-            </w:pPr>
-            <w:r/>
-            <w:r>
-              <w:t>A toy car is pushed.</w:t>
-            </w:r>
-          </w:p>
-        </w:tc>
-        <w:tc>
-          <w:tcPr>
-            <w:tcW w:type="dxa" w:w="3168"/>
-          </w:tcPr>
-          <w:p>
-            <w:pPr>
-              <w:spacing w:after="0"/>
-            </w:pPr>
-            <w:r/>
-          </w:p>
-        </w:tc>
-        <w:tc>
-          <w:tcPr>
-            <w:tcW w:type="dxa" w:w="2448"/>
-          </w:tcPr>
-          <w:p>
-            <w:pPr>
-              <w:spacing w:after="0"/>
-            </w:pPr>
-            <w:r/>
-          </w:p>
-        </w:tc>
-      </w:tr>
-      <w:tr>
-        <w:trPr>
-          <w:trHeight w:val="792"/>
-        </w:trPr>
-        <w:tc>
-          <w:tcPr>
-            <w:tcW w:type="dxa" w:w="3744"/>
-          </w:tcPr>
-          <w:p>
-            <w:pPr>
-              <w:spacing w:after="0"/>
-            </w:pPr>
-            <w:r/>
-            <w:r>
-              <w:t>A bell is rung.</w:t>
-            </w:r>
-          </w:p>
-        </w:tc>
-        <w:tc>
-          <w:tcPr>
-            <w:tcW w:type="dxa" w:w="3168"/>
-          </w:tcPr>
-          <w:p>
-            <w:pPr>
-              <w:spacing w:after="0"/>
-            </w:pPr>
-            <w:r/>
-          </w:p>
-        </w:tc>
-        <w:tc>
-          <w:tcPr>
-            <w:tcW w:type="dxa" w:w="2448"/>
-          </w:tcPr>
-          <w:p>
-            <w:pPr>
-              <w:spacing w:after="0"/>
-            </w:pPr>
-            <w:r/>
-          </w:p>
-        </w:tc>
-      </w:tr>
-      <w:tr>
-        <w:trPr>
-          <w:trHeight w:val="792"/>
-        </w:trPr>
-        <w:tc>
-          <w:tcPr>
-            <w:tcW w:type="dxa" w:w="3744"/>
-          </w:tcPr>
-          <w:p>
-            <w:pPr>
-              <w:spacing w:after="0"/>
-            </w:pPr>
-            <w:r/>
-            <w:r>
-              <w:t>An ice cube sits on a warm hand.</w:t>
-            </w:r>
-          </w:p>
-        </w:tc>
-        <w:tc>
-          <w:tcPr>
-            <w:tcW w:type="dxa" w:w="3168"/>
-          </w:tcPr>
-          <w:p>
-            <w:pPr>
-              <w:spacing w:after="0"/>
-            </w:pPr>
-            <w:r/>
-          </w:p>
-        </w:tc>
-        <w:tc>
-          <w:tcPr>
-            <w:tcW w:type="dxa" w:w="2448"/>
-          </w:tcPr>
-          <w:p>
-            <w:pPr>
-              <w:spacing w:after="0"/>
-            </w:pPr>
-            <w:r/>
-          </w:p>
-        </w:tc>
-      </w:tr>
-      <w:tr>
-        <w:trPr>
-          <w:trHeight w:val="792"/>
-        </w:trPr>
-        <w:tc>
-          <w:tcPr>
-            <w:tcW w:type="dxa" w:w="3744"/>
-          </w:tcPr>
-          <w:p>
-            <w:pPr>
-              <w:spacing w:after="0"/>
-            </w:pPr>
-            <w:r/>
-            <w:r>
-              <w:t>A flashlight is turned on.</w:t>
-            </w:r>
-          </w:p>
-        </w:tc>
-        <w:tc>
-          <w:tcPr>
-            <w:tcW w:type="dxa" w:w="3168"/>
-          </w:tcPr>
-          <w:p>
-            <w:pPr>
-              <w:spacing w:after="0"/>
-            </w:pPr>
-            <w:r/>
-          </w:p>
-        </w:tc>
-        <w:tc>
-          <w:tcPr>
-            <w:tcW w:type="dxa" w:w="2448"/>
-          </w:tcPr>
-          <w:p>
-            <w:pPr>
-              <w:spacing w:after="0"/>
-            </w:pPr>
-            <w:r/>
-          </w:p>
-        </w:tc>
-      </w:tr>
-    </w:tbl>
-    <w:p>
-      <w:pPr>
-        <w:spacing w:before="200" w:after="60"/>
-      </w:pPr>
-      <w:r>
-        <w:rPr>
-          <w:b/>
-          <w:color w:val="C05014"/>
-          <w:sz w:val="28"/>
-        </w:rPr>
-        <w:t>B. Evidence or not enough evidence?</w:t>
-      </w:r>
-    </w:p>
-    <w:p>
-      <w:pPr>
-        <w:spacing w:after="80"/>
-      </w:pPr>
-      <w:r>
-        <w:rPr>
-          <w:i w:val="0"/>
-          <w:color w:val="444444"/>
-          <w:sz w:val="24"/>
-        </w:rPr>
-        <w:t>Circle whether each is evidence that energy caused a change.</w:t>
-      </w:r>
-    </w:p>
-    <w:tbl>
-      <w:tblPr>
-        <w:tblStyle w:val="TableGrid"/>
-        <w:tblW w:type="auto" w:w="0"/>
-        <w:tblLayout w:type="fixed"/>
-        <w:tblLook w:firstColumn="1" w:firstRow="1" w:lastColumn="0" w:lastRow="0" w:noHBand="0" w:noVBand="1" w:val="04A0"/>
-      </w:tblPr>
-      <w:tblGrid>
-        <w:gridCol w:w="4968"/>
-        <w:gridCol w:w="4968"/>
-      </w:tblGrid>
-      <w:tr>
-        <w:tc>
-          <w:tcPr>
-            <w:tcW w:type="dxa" w:w="6624"/>
-            <w:shd w:fill="E8EDF4"/>
-          </w:tcPr>
-          <w:p>
-            <w:r/>
             <w:r>
               <w:rPr>
-                <w:b/>
-                <w:color w:val="1F3A5F"/>
-                <w:sz w:val="24"/>
+                <w:rFonts w:ascii="Avenir Next" w:hAnsi="Avenir Next"/>
+                <w:b w:val="0"/>
+                <w:i w:val="0"/>
+                <w:color w:val="1A1D26"/>
+                <w:sz w:val="28"/>
+                <w:u w:val="none"/>
+                <w:rFonts w:ascii="Avenir Next" w:hAnsi="Avenir Next" w:cs="Avenir Next"/>
               </w:rPr>
-              <w:t>Observation</w:t>
-            </w:r>
-          </w:p>
-        </w:tc>
-        <w:tc>
-          <w:tcPr>
-            <w:tcW w:type="dxa" w:w="2736"/>
-            <w:shd w:fill="E8EDF4"/>
-          </w:tcPr>
-          <w:p>
-            <w:r/>
-            <w:r>
-              <w:rPr>
-                <w:b/>
-                <w:color w:val="1F3A5F"/>
-                <w:sz w:val="24"/>
-              </w:rPr>
-              <w:t>Circle one</w:t>
-            </w:r>
-          </w:p>
-        </w:tc>
-      </w:tr>
-      <w:tr>
-        <w:trPr>
-          <w:trHeight w:val="720"/>
-        </w:trPr>
-        <w:tc>
-          <w:tcPr>
-            <w:tcW w:type="dxa" w:w="6624"/>
-          </w:tcPr>
-          <w:p>
-            <w:pPr>
-              <w:spacing w:after="0"/>
-            </w:pPr>
-            <w:r/>
-            <w:r>
               <w:t>The fan blades started spinning when we plugged it in.</w:t>
             </w:r>
           </w:p>
@@ -436,32 +817,93 @@
         <w:tc>
           <w:tcPr>
             <w:tcW w:type="dxa" w:w="2736"/>
+            <w:tcMar>
+              <w:top w:w="40" w:type="dxa"/>
+              <w:left w:w="80" w:type="dxa"/>
+              <w:bottom w:w="40" w:type="dxa"/>
+              <w:right w:w="80" w:type="dxa"/>
+            </w:tcMar>
+            <w:vAlign w:val="center"/>
+            <w:tcBorders>
+              <w:bottom w:val="single" w:sz="8" w:color="1A1D26"/>
+            </w:tcBorders>
           </w:tcPr>
           <w:p>
             <w:pPr>
-              <w:spacing w:after="0"/>
+              <w:jc w:val="center"/>
             </w:pPr>
-            <w:r/>
             <w:r>
-              <w:t>Evidence / Not enough</w:t>
+              <w:rPr>
+                <w:rFonts w:ascii="Avenir Next" w:hAnsi="Avenir Next"/>
+                <w:b/>
+                <w:i w:val="0"/>
+                <w:color w:val="1F2A5A"/>
+                <w:sz w:val="22"/>
+                <w:u w:val="none"/>
+                <w:rFonts w:ascii="Avenir Next" w:hAnsi="Avenir Next" w:cs="Avenir Next"/>
+              </w:rPr>
+              <w:t>EVIDENCE</w:t>
+            </w:r>
+            <w:r>
+              <w:rPr>
+                <w:rFonts w:ascii="Avenir Next" w:hAnsi="Avenir Next"/>
+                <w:b/>
+                <w:i w:val="0"/>
+                <w:color w:val="1F2A5A"/>
+                <w:sz w:val="22"/>
+                <w:u w:val="none"/>
+                <w:rFonts w:ascii="Avenir Next" w:hAnsi="Avenir Next" w:cs="Avenir Next"/>
+              </w:rPr>
+              <w:t xml:space="preserve">     NOT ENOUGH</w:t>
             </w:r>
           </w:p>
+        </w:tc>
+        <w:tc>
+          <w:tcPr>
+            <w:tcW w:type="dxa" w:w="3168"/>
+            <w:tcMar>
+              <w:top w:w="40" w:type="dxa"/>
+              <w:left w:w="80" w:type="dxa"/>
+              <w:bottom w:w="40" w:type="dxa"/>
+              <w:right w:w="80" w:type="dxa"/>
+            </w:tcMar>
+            <w:vAlign w:val="center"/>
+            <w:tcBorders>
+              <w:bottom w:val="single" w:sz="8" w:color="1A1D26"/>
+            </w:tcBorders>
+          </w:tcPr>
+          <w:p/>
         </w:tc>
       </w:tr>
       <w:tr>
         <w:trPr>
-          <w:trHeight w:val="720"/>
+          <w:trHeight w:val="680" w:hRule="atLeast"/>
         </w:trPr>
         <w:tc>
           <w:tcPr>
-            <w:tcW w:type="dxa" w:w="6624"/>
+            <w:tcW w:type="dxa" w:w="4752"/>
+            <w:tcMar>
+              <w:top w:w="40" w:type="dxa"/>
+              <w:left w:w="80" w:type="dxa"/>
+              <w:bottom w:w="40" w:type="dxa"/>
+              <w:right w:w="80" w:type="dxa"/>
+            </w:tcMar>
+            <w:vAlign w:val="center"/>
+            <w:tcBorders>
+              <w:bottom w:val="single" w:sz="8" w:color="1A1D26"/>
+            </w:tcBorders>
           </w:tcPr>
           <w:p>
-            <w:pPr>
-              <w:spacing w:after="0"/>
-            </w:pPr>
-            <w:r/>
             <w:r>
+              <w:rPr>
+                <w:rFonts w:ascii="Avenir Next" w:hAnsi="Avenir Next"/>
+                <w:b w:val="0"/>
+                <w:i w:val="0"/>
+                <w:color w:val="1A1D26"/>
+                <w:sz w:val="28"/>
+                <w:u w:val="none"/>
+                <w:rFonts w:ascii="Avenir Next" w:hAnsi="Avenir Next" w:cs="Avenir Next"/>
+              </w:rPr>
               <w:t>The battery looks shiny.</w:t>
             </w:r>
           </w:p>
@@ -469,32 +911,93 @@
         <w:tc>
           <w:tcPr>
             <w:tcW w:type="dxa" w:w="2736"/>
+            <w:tcMar>
+              <w:top w:w="40" w:type="dxa"/>
+              <w:left w:w="80" w:type="dxa"/>
+              <w:bottom w:w="40" w:type="dxa"/>
+              <w:right w:w="80" w:type="dxa"/>
+            </w:tcMar>
+            <w:vAlign w:val="center"/>
+            <w:tcBorders>
+              <w:bottom w:val="single" w:sz="8" w:color="1A1D26"/>
+            </w:tcBorders>
           </w:tcPr>
           <w:p>
             <w:pPr>
-              <w:spacing w:after="0"/>
+              <w:jc w:val="center"/>
             </w:pPr>
-            <w:r/>
             <w:r>
-              <w:t>Evidence / Not enough</w:t>
+              <w:rPr>
+                <w:rFonts w:ascii="Avenir Next" w:hAnsi="Avenir Next"/>
+                <w:b/>
+                <w:i w:val="0"/>
+                <w:color w:val="1F2A5A"/>
+                <w:sz w:val="22"/>
+                <w:u w:val="none"/>
+                <w:rFonts w:ascii="Avenir Next" w:hAnsi="Avenir Next" w:cs="Avenir Next"/>
+              </w:rPr>
+              <w:t>EVIDENCE</w:t>
+            </w:r>
+            <w:r>
+              <w:rPr>
+                <w:rFonts w:ascii="Avenir Next" w:hAnsi="Avenir Next"/>
+                <w:b/>
+                <w:i w:val="0"/>
+                <w:color w:val="1F2A5A"/>
+                <w:sz w:val="22"/>
+                <w:u w:val="none"/>
+                <w:rFonts w:ascii="Avenir Next" w:hAnsi="Avenir Next" w:cs="Avenir Next"/>
+              </w:rPr>
+              <w:t xml:space="preserve">     NOT ENOUGH</w:t>
             </w:r>
           </w:p>
+        </w:tc>
+        <w:tc>
+          <w:tcPr>
+            <w:tcW w:type="dxa" w:w="3168"/>
+            <w:tcMar>
+              <w:top w:w="40" w:type="dxa"/>
+              <w:left w:w="80" w:type="dxa"/>
+              <w:bottom w:w="40" w:type="dxa"/>
+              <w:right w:w="80" w:type="dxa"/>
+            </w:tcMar>
+            <w:vAlign w:val="center"/>
+            <w:tcBorders>
+              <w:bottom w:val="single" w:sz="8" w:color="1A1D26"/>
+            </w:tcBorders>
+          </w:tcPr>
+          <w:p/>
         </w:tc>
       </w:tr>
       <w:tr>
         <w:trPr>
-          <w:trHeight w:val="720"/>
+          <w:trHeight w:val="680" w:hRule="atLeast"/>
         </w:trPr>
         <w:tc>
           <w:tcPr>
-            <w:tcW w:type="dxa" w:w="6624"/>
+            <w:tcW w:type="dxa" w:w="4752"/>
+            <w:tcMar>
+              <w:top w:w="40" w:type="dxa"/>
+              <w:left w:w="80" w:type="dxa"/>
+              <w:bottom w:w="40" w:type="dxa"/>
+              <w:right w:w="80" w:type="dxa"/>
+            </w:tcMar>
+            <w:vAlign w:val="center"/>
+            <w:tcBorders>
+              <w:bottom w:val="single" w:sz="8" w:color="1A1D26"/>
+            </w:tcBorders>
           </w:tcPr>
           <w:p>
-            <w:pPr>
-              <w:spacing w:after="0"/>
-            </w:pPr>
-            <w:r/>
             <w:r>
+              <w:rPr>
+                <w:rFonts w:ascii="Avenir Next" w:hAnsi="Avenir Next"/>
+                <w:b w:val="0"/>
+                <w:i w:val="0"/>
+                <w:color w:val="1A1D26"/>
+                <w:sz w:val="28"/>
+                <w:u w:val="none"/>
+                <w:rFonts w:ascii="Avenir Next" w:hAnsi="Avenir Next" w:cs="Avenir Next"/>
+              </w:rPr>
               <w:t>The room got brighter when the light came on.</w:t>
             </w:r>
           </w:p>
@@ -502,32 +1005,93 @@
         <w:tc>
           <w:tcPr>
             <w:tcW w:type="dxa" w:w="2736"/>
+            <w:tcMar>
+              <w:top w:w="40" w:type="dxa"/>
+              <w:left w:w="80" w:type="dxa"/>
+              <w:bottom w:w="40" w:type="dxa"/>
+              <w:right w:w="80" w:type="dxa"/>
+            </w:tcMar>
+            <w:vAlign w:val="center"/>
+            <w:tcBorders>
+              <w:bottom w:val="single" w:sz="8" w:color="1A1D26"/>
+            </w:tcBorders>
           </w:tcPr>
           <w:p>
             <w:pPr>
-              <w:spacing w:after="0"/>
+              <w:jc w:val="center"/>
             </w:pPr>
-            <w:r/>
             <w:r>
-              <w:t>Evidence / Not enough</w:t>
+              <w:rPr>
+                <w:rFonts w:ascii="Avenir Next" w:hAnsi="Avenir Next"/>
+                <w:b/>
+                <w:i w:val="0"/>
+                <w:color w:val="1F2A5A"/>
+                <w:sz w:val="22"/>
+                <w:u w:val="none"/>
+                <w:rFonts w:ascii="Avenir Next" w:hAnsi="Avenir Next" w:cs="Avenir Next"/>
+              </w:rPr>
+              <w:t>EVIDENCE</w:t>
+            </w:r>
+            <w:r>
+              <w:rPr>
+                <w:rFonts w:ascii="Avenir Next" w:hAnsi="Avenir Next"/>
+                <w:b/>
+                <w:i w:val="0"/>
+                <w:color w:val="1F2A5A"/>
+                <w:sz w:val="22"/>
+                <w:u w:val="none"/>
+                <w:rFonts w:ascii="Avenir Next" w:hAnsi="Avenir Next" w:cs="Avenir Next"/>
+              </w:rPr>
+              <w:t xml:space="preserve">     NOT ENOUGH</w:t>
             </w:r>
           </w:p>
+        </w:tc>
+        <w:tc>
+          <w:tcPr>
+            <w:tcW w:type="dxa" w:w="3168"/>
+            <w:tcMar>
+              <w:top w:w="40" w:type="dxa"/>
+              <w:left w:w="80" w:type="dxa"/>
+              <w:bottom w:w="40" w:type="dxa"/>
+              <w:right w:w="80" w:type="dxa"/>
+            </w:tcMar>
+            <w:vAlign w:val="center"/>
+            <w:tcBorders>
+              <w:bottom w:val="single" w:sz="8" w:color="1A1D26"/>
+            </w:tcBorders>
+          </w:tcPr>
+          <w:p/>
         </w:tc>
       </w:tr>
       <w:tr>
         <w:trPr>
-          <w:trHeight w:val="720"/>
+          <w:trHeight w:val="680" w:hRule="atLeast"/>
         </w:trPr>
         <w:tc>
           <w:tcPr>
-            <w:tcW w:type="dxa" w:w="6624"/>
+            <w:tcW w:type="dxa" w:w="4752"/>
+            <w:tcMar>
+              <w:top w:w="40" w:type="dxa"/>
+              <w:left w:w="80" w:type="dxa"/>
+              <w:bottom w:w="40" w:type="dxa"/>
+              <w:right w:w="80" w:type="dxa"/>
+            </w:tcMar>
+            <w:vAlign w:val="center"/>
+            <w:tcBorders>
+              <w:bottom w:val="single" w:sz="8" w:color="1A1D26"/>
+            </w:tcBorders>
           </w:tcPr>
           <w:p>
-            <w:pPr>
-              <w:spacing w:after="0"/>
-            </w:pPr>
-            <w:r/>
             <w:r>
+              <w:rPr>
+                <w:rFonts w:ascii="Avenir Next" w:hAnsi="Avenir Next"/>
+                <w:b w:val="0"/>
+                <w:i w:val="0"/>
+                <w:color w:val="1A1D26"/>
+                <w:sz w:val="28"/>
+                <w:u w:val="none"/>
+                <w:rFonts w:ascii="Avenir Next" w:hAnsi="Avenir Next" w:cs="Avenir Next"/>
+              </w:rPr>
               <w:t>I think the motor is strong.</w:t>
             </w:r>
           </w:p>
@@ -535,14 +1099,132 @@
         <w:tc>
           <w:tcPr>
             <w:tcW w:type="dxa" w:w="2736"/>
+            <w:tcMar>
+              <w:top w:w="40" w:type="dxa"/>
+              <w:left w:w="80" w:type="dxa"/>
+              <w:bottom w:w="40" w:type="dxa"/>
+              <w:right w:w="80" w:type="dxa"/>
+            </w:tcMar>
+            <w:vAlign w:val="center"/>
+            <w:tcBorders>
+              <w:bottom w:val="single" w:sz="8" w:color="1A1D26"/>
+            </w:tcBorders>
           </w:tcPr>
           <w:p>
             <w:pPr>
-              <w:spacing w:after="0"/>
+              <w:jc w:val="center"/>
             </w:pPr>
-            <w:r/>
             <w:r>
-              <w:t>Evidence / Not enough</w:t>
+              <w:rPr>
+                <w:rFonts w:ascii="Avenir Next" w:hAnsi="Avenir Next"/>
+                <w:b/>
+                <w:i w:val="0"/>
+                <w:color w:val="1F2A5A"/>
+                <w:sz w:val="22"/>
+                <w:u w:val="none"/>
+                <w:rFonts w:ascii="Avenir Next" w:hAnsi="Avenir Next" w:cs="Avenir Next"/>
+              </w:rPr>
+              <w:t>EVIDENCE</w:t>
+            </w:r>
+            <w:r>
+              <w:rPr>
+                <w:rFonts w:ascii="Avenir Next" w:hAnsi="Avenir Next"/>
+                <w:b/>
+                <w:i w:val="0"/>
+                <w:color w:val="1F2A5A"/>
+                <w:sz w:val="22"/>
+                <w:u w:val="none"/>
+                <w:rFonts w:ascii="Avenir Next" w:hAnsi="Avenir Next" w:cs="Avenir Next"/>
+              </w:rPr>
+              <w:t xml:space="preserve">     NOT ENOUGH</w:t>
+            </w:r>
+          </w:p>
+        </w:tc>
+        <w:tc>
+          <w:tcPr>
+            <w:tcW w:type="dxa" w:w="3168"/>
+            <w:tcMar>
+              <w:top w:w="40" w:type="dxa"/>
+              <w:left w:w="80" w:type="dxa"/>
+              <w:bottom w:w="40" w:type="dxa"/>
+              <w:right w:w="80" w:type="dxa"/>
+            </w:tcMar>
+            <w:vAlign w:val="center"/>
+            <w:tcBorders>
+              <w:bottom w:val="single" w:sz="8" w:color="1A1D26"/>
+            </w:tcBorders>
+          </w:tcPr>
+          <w:p/>
+        </w:tc>
+      </w:tr>
+    </w:tbl>
+    <w:p>
+      <w:pPr>
+        <w:pageBreakBefore/>
+        <w:spacing w:before="0" w:after="0" w:line="20" w:lineRule="exact"/>
+      </w:pPr>
+      <w:r>
+        <w:rPr>
+          <w:sz w:val="2"/>
+        </w:rPr>
+      </w:r>
+    </w:p>
+    <w:tbl>
+      <w:tblPr>
+        <w:tblW w:type="auto" w:w="0"/>
+        <w:tblLook w:firstColumn="1" w:firstRow="1" w:lastColumn="0" w:lastRow="0" w:noHBand="0" w:noVBand="1" w:val="04A0"/>
+        <w:tblBorders>
+          <w:top w:val="none"/>
+          <w:left w:val="none"/>
+          <w:bottom w:val="none"/>
+          <w:right w:val="none"/>
+          <w:insideH w:val="none"/>
+          <w:insideV w:val="none"/>
+        </w:tblBorders>
+      </w:tblPr>
+      <w:tblGrid>
+        <w:gridCol w:w="10656"/>
+      </w:tblGrid>
+      <w:tr>
+        <w:tc>
+          <w:tcPr>
+            <w:tcW w:type="dxa" w:w="10656"/>
+            <w:tcMar>
+              <w:top w:w="12" w:type="dxa"/>
+              <w:left w:w="0" w:type="dxa"/>
+              <w:bottom w:w="18" w:type="dxa"/>
+              <w:right w:w="0" w:type="dxa"/>
+            </w:tcMar>
+          </w:tcPr>
+          <w:p>
+            <w:pPr>
+              <w:pBdr>
+                <w:bottom w:val="single" w:sz="10" w:color="1F2A5A"/>
+              </w:pBdr>
+            </w:pPr>
+            <w:r>
+              <w:rPr>
+                <w:rFonts w:ascii="Avenir Next" w:hAnsi="Avenir Next"/>
+                <w:b/>
+                <w:i w:val="0"/>
+                <w:color w:val="A67C16"/>
+                <w:sz w:val="32"/>
+                <w:u w:val="none"/>
+                <w:rFonts w:ascii="Avenir Next" w:hAnsi="Avenir Next" w:cs="Avenir Next"/>
+              </w:rPr>
+              <w:t xml:space="preserve">C   </w:t>
+            </w:r>
+            <w:r>
+              <w:rPr>
+                <w:rFonts w:ascii="Avenir Next" w:hAnsi="Avenir Next"/>
+                <w:b/>
+                <w:i w:val="0"/>
+                <w:color w:val="1F2A5A"/>
+                <w:sz w:val="32"/>
+                <w:u w:val="none"/>
+                <w:rFonts w:ascii="Avenir Next" w:hAnsi="Avenir Next" w:cs="Avenir Next"/>
+              </w:rPr>
+              <w:t>STORED ENERGY</w:t>
             </w:r>
           </w:p>
         </w:tc>
@@ -550,326 +1232,795 @@
     </w:tbl>
     <w:p>
       <w:pPr>
-        <w:spacing w:before="200" w:after="60"/>
+        <w:spacing w:before="0" w:after="80"/>
       </w:pPr>
       <w:r>
         <w:rPr>
-          <w:b/>
-          <w:color w:val="C05014"/>
-          <w:sz w:val="28"/>
+          <w:rFonts w:ascii="Avenir Next" w:hAnsi="Avenir Next"/>
+          <w:b w:val="0"/>
+          <w:i/>
+          <w:color w:val="4A5268"/>
+          <w:sz w:val="24"/>
+          <w:u w:val="none"/>
+          <w:rFonts w:ascii="Avenir Next" w:hAnsi="Avenir Next" w:cs="Avenir Next"/>
         </w:rPr>
-        <w:t>C. Stored energy</w:t>
-      </w:r>
-    </w:p>
-    <w:p>
-      <w:pPr>
-        <w:spacing w:after="80"/>
-      </w:pPr>
-      <w:r>
-        <w:rPr>
-          <w:i w:val="0"/>
-          <w:color w:val="444444"/>
-          <w:sz w:val="24"/>
-        </w:rPr>
-        <w:t>Does it have stored energy? When does it cause a change?</w:t>
+        <w:t>Circle YES or NO. Then tell what change could happen later — or say if it is happening now.</w:t>
       </w:r>
     </w:p>
     <w:tbl>
       <w:tblPr>
-        <w:tblStyle w:val="TableGrid"/>
         <w:tblW w:type="auto" w:w="0"/>
-        <w:tblLayout w:type="fixed"/>
         <w:tblLook w:firstColumn="1" w:firstRow="1" w:lastColumn="0" w:lastRow="0" w:noHBand="0" w:noVBand="1" w:val="04A0"/>
+        <w:tblBorders>
+          <w:top w:val="none"/>
+          <w:left w:val="none"/>
+          <w:bottom w:val="none"/>
+          <w:right w:val="none"/>
+          <w:insideH w:val="none"/>
+          <w:insideV w:val="none"/>
+        </w:tblBorders>
       </w:tblPr>
       <w:tblGrid>
-        <w:gridCol w:w="3312"/>
-        <w:gridCol w:w="3312"/>
-        <w:gridCol w:w="3312"/>
+        <w:gridCol w:w="3552"/>
+        <w:gridCol w:w="3552"/>
+        <w:gridCol w:w="3552"/>
       </w:tblGrid>
       <w:tr>
+        <w:trPr>
+          <w:trHeight w:val="440" w:hRule="atLeast"/>
+        </w:trPr>
         <w:tc>
           <w:tcPr>
-            <w:tcW w:type="dxa" w:w="3168"/>
-            <w:shd w:fill="E8EDF4"/>
+            <w:tcW w:type="dxa" w:w="3888"/>
+            <w:tcMar>
+              <w:top w:w="40" w:type="dxa"/>
+              <w:left w:w="80" w:type="dxa"/>
+              <w:bottom w:w="40" w:type="dxa"/>
+              <w:right w:w="80" w:type="dxa"/>
+            </w:tcMar>
+            <w:shd w:val="clear" w:color="auto" w:fill="1F2A5A"/>
+            <w:vAlign w:val="center"/>
           </w:tcPr>
           <w:p>
-            <w:r/>
             <w:r>
               <w:rPr>
+                <w:rFonts w:ascii="Avenir Next" w:hAnsi="Avenir Next"/>
                 <w:b/>
-                <w:color w:val="1F3A5F"/>
+                <w:i w:val="0"/>
+                <w:color w:val="FFFFFF"/>
                 <w:sz w:val="24"/>
+                <w:u w:val="none"/>
+                <w:rFonts w:ascii="Avenir Next" w:hAnsi="Avenir Next" w:cs="Avenir Next"/>
               </w:rPr>
-              <w:t>Example</w:t>
+              <w:t>EXAMPLE</w:t>
             </w:r>
           </w:p>
         </w:tc>
         <w:tc>
           <w:tcPr>
-            <w:tcW w:type="dxa" w:w="2736"/>
-            <w:shd w:fill="E8EDF4"/>
+            <w:tcW w:type="dxa" w:w="2160"/>
+            <w:tcMar>
+              <w:top w:w="40" w:type="dxa"/>
+              <w:left w:w="80" w:type="dxa"/>
+              <w:bottom w:w="40" w:type="dxa"/>
+              <w:right w:w="80" w:type="dxa"/>
+            </w:tcMar>
+            <w:shd w:val="clear" w:color="auto" w:fill="1F2A5A"/>
+            <w:vAlign w:val="center"/>
           </w:tcPr>
           <w:p>
-            <w:r/>
             <w:r>
               <w:rPr>
+                <w:rFonts w:ascii="Avenir Next" w:hAnsi="Avenir Next"/>
                 <w:b/>
-                <w:color w:val="1F3A5F"/>
+                <w:i w:val="0"/>
+                <w:color w:val="FFFFFF"/>
                 <w:sz w:val="24"/>
+                <w:u w:val="none"/>
+                <w:rFonts w:ascii="Avenir Next" w:hAnsi="Avenir Next" w:cs="Avenir Next"/>
               </w:rPr>
-              <w:t>Stored energy? (yes/no)</w:t>
+              <w:t>STORED ENERGY?</w:t>
             </w:r>
           </w:p>
         </w:tc>
         <w:tc>
           <w:tcPr>
-            <w:tcW w:type="dxa" w:w="3456"/>
-            <w:shd w:fill="E8EDF4"/>
+            <w:tcW w:type="dxa" w:w="4608"/>
+            <w:tcMar>
+              <w:top w:w="40" w:type="dxa"/>
+              <w:left w:w="80" w:type="dxa"/>
+              <w:bottom w:w="40" w:type="dxa"/>
+              <w:right w:w="80" w:type="dxa"/>
+            </w:tcMar>
+            <w:shd w:val="clear" w:color="auto" w:fill="1F2A5A"/>
+            <w:vAlign w:val="center"/>
           </w:tcPr>
           <w:p>
-            <w:r/>
             <w:r>
               <w:rPr>
+                <w:rFonts w:ascii="Avenir Next" w:hAnsi="Avenir Next"/>
                 <w:b/>
-                <w:color w:val="1F3A5F"/>
+                <w:i w:val="0"/>
+                <w:color w:val="FFFFFF"/>
                 <w:sz w:val="24"/>
+                <w:u w:val="none"/>
+                <w:rFonts w:ascii="Avenir Next" w:hAnsi="Avenir Next" w:cs="Avenir Next"/>
               </w:rPr>
-              <w:t>When does it cause a change?</w:t>
+              <w:t>CHANGE LATER — OR HAPPENING NOW?</w:t>
             </w:r>
           </w:p>
         </w:tc>
       </w:tr>
       <w:tr>
         <w:trPr>
-          <w:trHeight w:val="792"/>
+          <w:trHeight w:val="860" w:hRule="atLeast"/>
         </w:trPr>
         <w:tc>
           <w:tcPr>
-            <w:tcW w:type="dxa" w:w="3168"/>
+            <w:tcW w:type="dxa" w:w="3888"/>
+            <w:tcMar>
+              <w:top w:w="40" w:type="dxa"/>
+              <w:left w:w="80" w:type="dxa"/>
+              <w:bottom w:w="40" w:type="dxa"/>
+              <w:right w:w="80" w:type="dxa"/>
+            </w:tcMar>
+            <w:vAlign w:val="center"/>
+            <w:tcBorders>
+              <w:bottom w:val="single" w:sz="8" w:color="1A1D26"/>
+            </w:tcBorders>
           </w:tcPr>
           <w:p>
-            <w:pPr>
-              <w:spacing w:after="0"/>
-            </w:pPr>
-            <w:r/>
             <w:r>
-              <w:t>a battery in a drawer</w:t>
+              <w:rPr>
+                <w:rFonts w:ascii="Avenir Next" w:hAnsi="Avenir Next"/>
+                <w:b/>
+                <w:i w:val="0"/>
+                <w:color w:val="1F2A5A"/>
+                <w:sz w:val="28"/>
+                <w:u w:val="none"/>
+                <w:rFonts w:ascii="Avenir Next" w:hAnsi="Avenir Next" w:cs="Avenir Next"/>
+              </w:rPr>
+              <w:t>a battery in a flashlight that is switched off</w:t>
             </w:r>
           </w:p>
         </w:tc>
         <w:tc>
           <w:tcPr>
-            <w:tcW w:type="dxa" w:w="2736"/>
+            <w:tcW w:type="dxa" w:w="2160"/>
+            <w:tcMar>
+              <w:top w:w="40" w:type="dxa"/>
+              <w:left w:w="80" w:type="dxa"/>
+              <w:bottom w:w="40" w:type="dxa"/>
+              <w:right w:w="80" w:type="dxa"/>
+            </w:tcMar>
+            <w:vAlign w:val="center"/>
+            <w:tcBorders>
+              <w:bottom w:val="single" w:sz="8" w:color="1A1D26"/>
+            </w:tcBorders>
           </w:tcPr>
           <w:p>
             <w:pPr>
-              <w:spacing w:after="0"/>
+              <w:jc w:val="center"/>
             </w:pPr>
-            <w:r/>
+            <w:r>
+              <w:rPr>
+                <w:rFonts w:ascii="Avenir Next" w:hAnsi="Avenir Next"/>
+                <w:b/>
+                <w:i w:val="0"/>
+                <w:color w:val="1F2A5A"/>
+                <w:sz w:val="28"/>
+                <w:u w:val="none"/>
+                <w:rFonts w:ascii="Avenir Next" w:hAnsi="Avenir Next" w:cs="Avenir Next"/>
+              </w:rPr>
+              <w:t>YES</w:t>
+            </w:r>
+            <w:r>
+              <w:rPr>
+                <w:rFonts w:ascii="Avenir Next" w:hAnsi="Avenir Next"/>
+                <w:b/>
+                <w:i w:val="0"/>
+                <w:color w:val="1F2A5A"/>
+                <w:sz w:val="28"/>
+                <w:u w:val="none"/>
+                <w:rFonts w:ascii="Avenir Next" w:hAnsi="Avenir Next" w:cs="Avenir Next"/>
+              </w:rPr>
+              <w:t xml:space="preserve">     NO</w:t>
+            </w:r>
           </w:p>
         </w:tc>
         <w:tc>
           <w:tcPr>
-            <w:tcW w:type="dxa" w:w="3456"/>
+            <w:tcW w:type="dxa" w:w="4608"/>
+            <w:tcMar>
+              <w:top w:w="40" w:type="dxa"/>
+              <w:left w:w="80" w:type="dxa"/>
+              <w:bottom w:w="40" w:type="dxa"/>
+              <w:right w:w="80" w:type="dxa"/>
+            </w:tcMar>
+            <w:vAlign w:val="center"/>
+            <w:tcBorders>
+              <w:bottom w:val="single" w:sz="8" w:color="1A1D26"/>
+            </w:tcBorders>
           </w:tcPr>
-          <w:p>
-            <w:pPr>
-              <w:spacing w:after="0"/>
-            </w:pPr>
-            <w:r/>
-          </w:p>
+          <w:p/>
         </w:tc>
       </w:tr>
       <w:tr>
         <w:trPr>
-          <w:trHeight w:val="792"/>
+          <w:trHeight w:val="860" w:hRule="atLeast"/>
         </w:trPr>
         <w:tc>
           <w:tcPr>
-            <w:tcW w:type="dxa" w:w="3168"/>
+            <w:tcW w:type="dxa" w:w="3888"/>
+            <w:tcMar>
+              <w:top w:w="40" w:type="dxa"/>
+              <w:left w:w="80" w:type="dxa"/>
+              <w:bottom w:w="40" w:type="dxa"/>
+              <w:right w:w="80" w:type="dxa"/>
+            </w:tcMar>
+            <w:vAlign w:val="center"/>
+            <w:tcBorders>
+              <w:bottom w:val="single" w:sz="8" w:color="1A1D26"/>
+            </w:tcBorders>
           </w:tcPr>
           <w:p>
-            <w:pPr>
-              <w:spacing w:after="0"/>
-            </w:pPr>
-            <w:r/>
             <w:r>
+              <w:rPr>
+                <w:rFonts w:ascii="Avenir Next" w:hAnsi="Avenir Next"/>
+                <w:b/>
+                <w:i w:val="0"/>
+                <w:color w:val="1F2A5A"/>
+                <w:sz w:val="28"/>
+                <w:u w:val="none"/>
+                <w:rFonts w:ascii="Avenir Next" w:hAnsi="Avenir Next" w:cs="Avenir Next"/>
+              </w:rPr>
               <w:t>an apple held above the ground</w:t>
             </w:r>
           </w:p>
         </w:tc>
         <w:tc>
           <w:tcPr>
-            <w:tcW w:type="dxa" w:w="2736"/>
+            <w:tcW w:type="dxa" w:w="2160"/>
+            <w:tcMar>
+              <w:top w:w="40" w:type="dxa"/>
+              <w:left w:w="80" w:type="dxa"/>
+              <w:bottom w:w="40" w:type="dxa"/>
+              <w:right w:w="80" w:type="dxa"/>
+            </w:tcMar>
+            <w:vAlign w:val="center"/>
+            <w:tcBorders>
+              <w:bottom w:val="single" w:sz="8" w:color="1A1D26"/>
+            </w:tcBorders>
           </w:tcPr>
           <w:p>
             <w:pPr>
-              <w:spacing w:after="0"/>
+              <w:jc w:val="center"/>
             </w:pPr>
-            <w:r/>
+            <w:r>
+              <w:rPr>
+                <w:rFonts w:ascii="Avenir Next" w:hAnsi="Avenir Next"/>
+                <w:b/>
+                <w:i w:val="0"/>
+                <w:color w:val="1F2A5A"/>
+                <w:sz w:val="28"/>
+                <w:u w:val="none"/>
+                <w:rFonts w:ascii="Avenir Next" w:hAnsi="Avenir Next" w:cs="Avenir Next"/>
+              </w:rPr>
+              <w:t>YES</w:t>
+            </w:r>
+            <w:r>
+              <w:rPr>
+                <w:rFonts w:ascii="Avenir Next" w:hAnsi="Avenir Next"/>
+                <w:b/>
+                <w:i w:val="0"/>
+                <w:color w:val="1F2A5A"/>
+                <w:sz w:val="28"/>
+                <w:u w:val="none"/>
+                <w:rFonts w:ascii="Avenir Next" w:hAnsi="Avenir Next" w:cs="Avenir Next"/>
+              </w:rPr>
+              <w:t xml:space="preserve">     NO</w:t>
+            </w:r>
           </w:p>
         </w:tc>
         <w:tc>
           <w:tcPr>
-            <w:tcW w:type="dxa" w:w="3456"/>
+            <w:tcW w:type="dxa" w:w="4608"/>
+            <w:tcMar>
+              <w:top w:w="40" w:type="dxa"/>
+              <w:left w:w="80" w:type="dxa"/>
+              <w:bottom w:w="40" w:type="dxa"/>
+              <w:right w:w="80" w:type="dxa"/>
+            </w:tcMar>
+            <w:vAlign w:val="center"/>
+            <w:tcBorders>
+              <w:bottom w:val="single" w:sz="8" w:color="1A1D26"/>
+            </w:tcBorders>
           </w:tcPr>
-          <w:p>
-            <w:pPr>
-              <w:spacing w:after="0"/>
-            </w:pPr>
-            <w:r/>
-          </w:p>
+          <w:p/>
         </w:tc>
       </w:tr>
       <w:tr>
         <w:trPr>
-          <w:trHeight w:val="792"/>
+          <w:trHeight w:val="860" w:hRule="atLeast"/>
         </w:trPr>
         <w:tc>
           <w:tcPr>
-            <w:tcW w:type="dxa" w:w="3168"/>
+            <w:tcW w:type="dxa" w:w="3888"/>
+            <w:tcMar>
+              <w:top w:w="40" w:type="dxa"/>
+              <w:left w:w="80" w:type="dxa"/>
+              <w:bottom w:w="40" w:type="dxa"/>
+              <w:right w:w="80" w:type="dxa"/>
+            </w:tcMar>
+            <w:vAlign w:val="center"/>
+            <w:tcBorders>
+              <w:bottom w:val="single" w:sz="8" w:color="1A1D26"/>
+            </w:tcBorders>
           </w:tcPr>
           <w:p>
-            <w:pPr>
-              <w:spacing w:after="0"/>
-            </w:pPr>
-            <w:r/>
             <w:r>
+              <w:rPr>
+                <w:rFonts w:ascii="Avenir Next" w:hAnsi="Avenir Next"/>
+                <w:b/>
+                <w:i w:val="0"/>
+                <w:color w:val="1F2A5A"/>
+                <w:sz w:val="28"/>
+                <w:u w:val="none"/>
+                <w:rFonts w:ascii="Avenir Next" w:hAnsi="Avenir Next" w:cs="Avenir Next"/>
+              </w:rPr>
               <w:t>a stretched rubber band</w:t>
             </w:r>
           </w:p>
         </w:tc>
         <w:tc>
           <w:tcPr>
-            <w:tcW w:type="dxa" w:w="2736"/>
+            <w:tcW w:type="dxa" w:w="2160"/>
+            <w:tcMar>
+              <w:top w:w="40" w:type="dxa"/>
+              <w:left w:w="80" w:type="dxa"/>
+              <w:bottom w:w="40" w:type="dxa"/>
+              <w:right w:w="80" w:type="dxa"/>
+            </w:tcMar>
+            <w:vAlign w:val="center"/>
+            <w:tcBorders>
+              <w:bottom w:val="single" w:sz="8" w:color="1A1D26"/>
+            </w:tcBorders>
           </w:tcPr>
           <w:p>
             <w:pPr>
-              <w:spacing w:after="0"/>
+              <w:jc w:val="center"/>
             </w:pPr>
-            <w:r/>
-          </w:p>
-        </w:tc>
-        <w:tc>
-          <w:tcPr>
-            <w:tcW w:type="dxa" w:w="3456"/>
-          </w:tcPr>
-          <w:p>
-            <w:pPr>
-              <w:spacing w:after="0"/>
-            </w:pPr>
-            <w:r/>
-          </w:p>
-        </w:tc>
-      </w:tr>
-      <w:tr>
-        <w:trPr>
-          <w:trHeight w:val="792"/>
-        </w:trPr>
-        <w:tc>
-          <w:tcPr>
-            <w:tcW w:type="dxa" w:w="3168"/>
-          </w:tcPr>
-          <w:p>
-            <w:pPr>
-              <w:spacing w:after="0"/>
-            </w:pPr>
-            <w:r/>
             <w:r>
-              <w:t>a book lying flat on a table</w:t>
+              <w:rPr>
+                <w:rFonts w:ascii="Avenir Next" w:hAnsi="Avenir Next"/>
+                <w:b/>
+                <w:i w:val="0"/>
+                <w:color w:val="1F2A5A"/>
+                <w:sz w:val="28"/>
+                <w:u w:val="none"/>
+                <w:rFonts w:ascii="Avenir Next" w:hAnsi="Avenir Next" w:cs="Avenir Next"/>
+              </w:rPr>
+              <w:t>YES</w:t>
+            </w:r>
+            <w:r>
+              <w:rPr>
+                <w:rFonts w:ascii="Avenir Next" w:hAnsi="Avenir Next"/>
+                <w:b/>
+                <w:i w:val="0"/>
+                <w:color w:val="1F2A5A"/>
+                <w:sz w:val="28"/>
+                <w:u w:val="none"/>
+                <w:rFonts w:ascii="Avenir Next" w:hAnsi="Avenir Next" w:cs="Avenir Next"/>
+              </w:rPr>
+              <w:t xml:space="preserve">     NO</w:t>
             </w:r>
           </w:p>
         </w:tc>
         <w:tc>
           <w:tcPr>
-            <w:tcW w:type="dxa" w:w="2736"/>
+            <w:tcW w:type="dxa" w:w="4608"/>
+            <w:tcMar>
+              <w:top w:w="40" w:type="dxa"/>
+              <w:left w:w="80" w:type="dxa"/>
+              <w:bottom w:w="40" w:type="dxa"/>
+              <w:right w:w="80" w:type="dxa"/>
+            </w:tcMar>
+            <w:vAlign w:val="center"/>
+            <w:tcBorders>
+              <w:bottom w:val="single" w:sz="8" w:color="1A1D26"/>
+            </w:tcBorders>
+          </w:tcPr>
+          <w:p/>
+        </w:tc>
+      </w:tr>
+      <w:tr>
+        <w:trPr>
+          <w:trHeight w:val="860" w:hRule="atLeast"/>
+        </w:trPr>
+        <w:tc>
+          <w:tcPr>
+            <w:tcW w:type="dxa" w:w="3888"/>
+            <w:tcMar>
+              <w:top w:w="40" w:type="dxa"/>
+              <w:left w:w="80" w:type="dxa"/>
+              <w:bottom w:w="40" w:type="dxa"/>
+              <w:right w:w="80" w:type="dxa"/>
+            </w:tcMar>
+            <w:vAlign w:val="center"/>
+            <w:tcBorders>
+              <w:bottom w:val="single" w:sz="8" w:color="1A1D26"/>
+            </w:tcBorders>
           </w:tcPr>
           <w:p>
-            <w:pPr>
-              <w:spacing w:after="0"/>
-            </w:pPr>
-            <w:r/>
+            <w:r>
+              <w:rPr>
+                <w:rFonts w:ascii="Avenir Next" w:hAnsi="Avenir Next"/>
+                <w:b/>
+                <w:i w:val="0"/>
+                <w:color w:val="1F2A5A"/>
+                <w:sz w:val="28"/>
+                <w:u w:val="none"/>
+                <w:rFonts w:ascii="Avenir Next" w:hAnsi="Avenir Next" w:cs="Avenir Next"/>
+              </w:rPr>
+              <w:t>a toy car rolling across the floor</w:t>
+            </w:r>
           </w:p>
         </w:tc>
         <w:tc>
           <w:tcPr>
-            <w:tcW w:type="dxa" w:w="3456"/>
+            <w:tcW w:type="dxa" w:w="2160"/>
+            <w:tcMar>
+              <w:top w:w="40" w:type="dxa"/>
+              <w:left w:w="80" w:type="dxa"/>
+              <w:bottom w:w="40" w:type="dxa"/>
+              <w:right w:w="80" w:type="dxa"/>
+            </w:tcMar>
+            <w:vAlign w:val="center"/>
+            <w:tcBorders>
+              <w:bottom w:val="single" w:sz="8" w:color="1A1D26"/>
+            </w:tcBorders>
           </w:tcPr>
           <w:p>
             <w:pPr>
-              <w:spacing w:after="0"/>
+              <w:jc w:val="center"/>
             </w:pPr>
-            <w:r/>
+            <w:r>
+              <w:rPr>
+                <w:rFonts w:ascii="Avenir Next" w:hAnsi="Avenir Next"/>
+                <w:b/>
+                <w:i w:val="0"/>
+                <w:color w:val="1F2A5A"/>
+                <w:sz w:val="28"/>
+                <w:u w:val="none"/>
+                <w:rFonts w:ascii="Avenir Next" w:hAnsi="Avenir Next" w:cs="Avenir Next"/>
+              </w:rPr>
+              <w:t>YES</w:t>
+            </w:r>
+            <w:r>
+              <w:rPr>
+                <w:rFonts w:ascii="Avenir Next" w:hAnsi="Avenir Next"/>
+                <w:b/>
+                <w:i w:val="0"/>
+                <w:color w:val="1F2A5A"/>
+                <w:sz w:val="28"/>
+                <w:u w:val="none"/>
+                <w:rFonts w:ascii="Avenir Next" w:hAnsi="Avenir Next" w:cs="Avenir Next"/>
+              </w:rPr>
+              <w:t xml:space="preserve">     NO</w:t>
+            </w:r>
+          </w:p>
+        </w:tc>
+        <w:tc>
+          <w:tcPr>
+            <w:tcW w:type="dxa" w:w="4608"/>
+            <w:tcMar>
+              <w:top w:w="40" w:type="dxa"/>
+              <w:left w:w="80" w:type="dxa"/>
+              <w:bottom w:w="40" w:type="dxa"/>
+              <w:right w:w="80" w:type="dxa"/>
+            </w:tcMar>
+            <w:vAlign w:val="center"/>
+            <w:tcBorders>
+              <w:bottom w:val="single" w:sz="8" w:color="1A1D26"/>
+            </w:tcBorders>
+          </w:tcPr>
+          <w:p/>
+        </w:tc>
+      </w:tr>
+    </w:tbl>
+    <w:p>
+      <w:pPr>
+        <w:spacing w:before="0" w:after="160"/>
+      </w:pPr>
+      <w:r>
+        <w:rPr>
+          <w:sz w:val="4"/>
+        </w:rPr>
+      </w:r>
+    </w:p>
+    <w:tbl>
+      <w:tblPr>
+        <w:tblW w:type="auto" w:w="0"/>
+        <w:tblLook w:firstColumn="1" w:firstRow="1" w:lastColumn="0" w:lastRow="0" w:noHBand="0" w:noVBand="1" w:val="04A0"/>
+        <w:tblBorders>
+          <w:top w:val="none"/>
+          <w:left w:val="none"/>
+          <w:bottom w:val="none"/>
+          <w:right w:val="none"/>
+          <w:insideH w:val="none"/>
+          <w:insideV w:val="none"/>
+        </w:tblBorders>
+      </w:tblPr>
+      <w:tblGrid>
+        <w:gridCol w:w="10656"/>
+      </w:tblGrid>
+      <w:tr>
+        <w:tc>
+          <w:tcPr>
+            <w:tcW w:type="dxa" w:w="10656"/>
+            <w:tcMar>
+              <w:top w:w="12" w:type="dxa"/>
+              <w:left w:w="0" w:type="dxa"/>
+              <w:bottom w:w="18" w:type="dxa"/>
+              <w:right w:w="0" w:type="dxa"/>
+            </w:tcMar>
+          </w:tcPr>
+          <w:p>
+            <w:pPr>
+              <w:pBdr>
+                <w:bottom w:val="single" w:sz="10" w:color="1F2A5A"/>
+              </w:pBdr>
+            </w:pPr>
+            <w:r>
+              <w:rPr>
+                <w:rFonts w:ascii="Avenir Next" w:hAnsi="Avenir Next"/>
+                <w:b/>
+                <w:i w:val="0"/>
+                <w:color w:val="A67C16"/>
+                <w:sz w:val="32"/>
+                <w:u w:val="none"/>
+                <w:rFonts w:ascii="Avenir Next" w:hAnsi="Avenir Next" w:cs="Avenir Next"/>
+              </w:rPr>
+              <w:t xml:space="preserve">D   </w:t>
+            </w:r>
+            <w:r>
+              <w:rPr>
+                <w:rFonts w:ascii="Avenir Next" w:hAnsi="Avenir Next"/>
+                <w:b/>
+                <w:i w:val="0"/>
+                <w:color w:val="1F2A5A"/>
+                <w:sz w:val="32"/>
+                <w:u w:val="none"/>
+                <w:rFonts w:ascii="Avenir Next" w:hAnsi="Avenir Next" w:cs="Avenir Next"/>
+              </w:rPr>
+              <w:t>EXPLAIN</w:t>
+            </w:r>
           </w:p>
         </w:tc>
       </w:tr>
     </w:tbl>
     <w:p>
       <w:pPr>
-        <w:spacing w:before="200" w:after="60"/>
+        <w:spacing w:before="0" w:after="80"/>
       </w:pPr>
       <w:r>
         <w:rPr>
+          <w:rFonts w:ascii="Avenir Next" w:hAnsi="Avenir Next"/>
           <w:b/>
-          <w:color w:val="C05014"/>
-          <w:sz w:val="28"/>
+          <w:i w:val="0"/>
+          <w:color w:val="1A1D26"/>
+          <w:sz w:val="29"/>
+          <w:u w:val="none"/>
+          <w:rFonts w:ascii="Avenir Next" w:hAnsi="Avenir Next" w:cs="Avenir Next"/>
         </w:rPr>
-        <w:t>D. Explain</w:t>
+        <w:t>Energy is the ability to cause change. Describe one change you have observed. Tell why that change is evidence of energy.</w:t>
       </w:r>
     </w:p>
+    <w:tbl>
+      <w:tblPr>
+        <w:tblW w:type="auto" w:w="0"/>
+        <w:tblLook w:firstColumn="1" w:firstRow="1" w:lastColumn="0" w:lastRow="0" w:noHBand="0" w:noVBand="1" w:val="04A0"/>
+        <w:tblBorders>
+          <w:top w:val="none"/>
+          <w:left w:val="none"/>
+          <w:bottom w:val="none"/>
+          <w:right w:val="none"/>
+          <w:insideH w:val="none"/>
+          <w:insideV w:val="none"/>
+        </w:tblBorders>
+      </w:tblPr>
+      <w:tblGrid>
+        <w:gridCol w:w="10656"/>
+      </w:tblGrid>
+      <w:tr>
+        <w:trPr>
+          <w:trHeight w:val="560" w:hRule="exact"/>
+        </w:trPr>
+        <w:tc>
+          <w:tcPr>
+            <w:tcW w:type="dxa" w:w="10656"/>
+            <w:tcMar>
+              <w:top w:w="0" w:type="dxa"/>
+              <w:left w:w="0" w:type="dxa"/>
+              <w:bottom w:w="0" w:type="dxa"/>
+              <w:right w:w="0" w:type="dxa"/>
+            </w:tcMar>
+            <w:tcBorders>
+              <w:bottom w:val="single" w:sz="8" w:color="1A1D26"/>
+            </w:tcBorders>
+          </w:tcPr>
+          <w:p>
+            <w:pPr>
+              <w:spacing w:before="0" w:after="0" w:line="40" w:lineRule="exact"/>
+            </w:pPr>
+            <w:r>
+              <w:rPr>
+                <w:rFonts w:ascii="Avenir Next" w:hAnsi="Avenir Next"/>
+                <w:b w:val="0"/>
+                <w:i w:val="0"/>
+                <w:color w:val="1A1D26"/>
+                <w:sz w:val="4"/>
+                <w:u w:val="none"/>
+                <w:rFonts w:ascii="Avenir Next" w:hAnsi="Avenir Next" w:cs="Avenir Next"/>
+              </w:rPr>
+            </w:r>
+          </w:p>
+        </w:tc>
+      </w:tr>
+      <w:tr>
+        <w:trPr>
+          <w:trHeight w:val="560" w:hRule="exact"/>
+        </w:trPr>
+        <w:tc>
+          <w:tcPr>
+            <w:tcW w:type="dxa" w:w="10656"/>
+            <w:tcMar>
+              <w:top w:w="0" w:type="dxa"/>
+              <w:left w:w="0" w:type="dxa"/>
+              <w:bottom w:w="0" w:type="dxa"/>
+              <w:right w:w="0" w:type="dxa"/>
+            </w:tcMar>
+            <w:tcBorders>
+              <w:bottom w:val="single" w:sz="8" w:color="1A1D26"/>
+            </w:tcBorders>
+          </w:tcPr>
+          <w:p>
+            <w:pPr>
+              <w:spacing w:before="0" w:after="0" w:line="40" w:lineRule="exact"/>
+            </w:pPr>
+            <w:r>
+              <w:rPr>
+                <w:rFonts w:ascii="Avenir Next" w:hAnsi="Avenir Next"/>
+                <w:b w:val="0"/>
+                <w:i w:val="0"/>
+                <w:color w:val="1A1D26"/>
+                <w:sz w:val="4"/>
+                <w:u w:val="none"/>
+                <w:rFonts w:ascii="Avenir Next" w:hAnsi="Avenir Next" w:cs="Avenir Next"/>
+              </w:rPr>
+            </w:r>
+          </w:p>
+        </w:tc>
+      </w:tr>
+      <w:tr>
+        <w:trPr>
+          <w:trHeight w:val="560" w:hRule="exact"/>
+        </w:trPr>
+        <w:tc>
+          <w:tcPr>
+            <w:tcW w:type="dxa" w:w="10656"/>
+            <w:tcMar>
+              <w:top w:w="0" w:type="dxa"/>
+              <w:left w:w="0" w:type="dxa"/>
+              <w:bottom w:w="0" w:type="dxa"/>
+              <w:right w:w="0" w:type="dxa"/>
+            </w:tcMar>
+            <w:tcBorders>
+              <w:bottom w:val="single" w:sz="8" w:color="1A1D26"/>
+            </w:tcBorders>
+          </w:tcPr>
+          <w:p>
+            <w:pPr>
+              <w:spacing w:before="0" w:after="0" w:line="40" w:lineRule="exact"/>
+            </w:pPr>
+            <w:r>
+              <w:rPr>
+                <w:rFonts w:ascii="Avenir Next" w:hAnsi="Avenir Next"/>
+                <w:b w:val="0"/>
+                <w:i w:val="0"/>
+                <w:color w:val="1A1D26"/>
+                <w:sz w:val="4"/>
+                <w:u w:val="none"/>
+                <w:rFonts w:ascii="Avenir Next" w:hAnsi="Avenir Next" w:cs="Avenir Next"/>
+              </w:rPr>
+            </w:r>
+          </w:p>
+        </w:tc>
+      </w:tr>
+      <w:tr>
+        <w:trPr>
+          <w:trHeight w:val="560" w:hRule="exact"/>
+        </w:trPr>
+        <w:tc>
+          <w:tcPr>
+            <w:tcW w:type="dxa" w:w="10656"/>
+            <w:tcMar>
+              <w:top w:w="0" w:type="dxa"/>
+              <w:left w:w="0" w:type="dxa"/>
+              <w:bottom w:w="0" w:type="dxa"/>
+              <w:right w:w="0" w:type="dxa"/>
+            </w:tcMar>
+            <w:tcBorders>
+              <w:bottom w:val="single" w:sz="8" w:color="1A1D26"/>
+            </w:tcBorders>
+          </w:tcPr>
+          <w:p>
+            <w:pPr>
+              <w:spacing w:before="0" w:after="0" w:line="40" w:lineRule="exact"/>
+            </w:pPr>
+            <w:r>
+              <w:rPr>
+                <w:rFonts w:ascii="Avenir Next" w:hAnsi="Avenir Next"/>
+                <w:b w:val="0"/>
+                <w:i w:val="0"/>
+                <w:color w:val="1A1D26"/>
+                <w:sz w:val="4"/>
+                <w:u w:val="none"/>
+                <w:rFonts w:ascii="Avenir Next" w:hAnsi="Avenir Next" w:cs="Avenir Next"/>
+              </w:rPr>
+            </w:r>
+          </w:p>
+        </w:tc>
+      </w:tr>
+    </w:tbl>
     <w:p>
       <w:pPr>
-        <w:spacing w:after="80"/>
+        <w:spacing w:before="0" w:after="0" w:line="20" w:lineRule="exact"/>
+        <w:rPr>
+          <w:sz w:val="2"/>
+        </w:rPr>
       </w:pPr>
       <w:r>
         <w:rPr>
-          <w:i w:val="0"/>
-          <w:color w:val="444444"/>
-          <w:sz w:val="24"/>
+          <w:sz w:val="2"/>
         </w:rPr>
-        <w:t>Energy is the ability to cause change. Describe one change you have observed and tell what energy you think caused it.</w:t>
       </w:r>
     </w:p>
-    <w:p>
-      <w:pPr>
-        <w:spacing w:before="40" w:after="200"/>
-        <w:pBdr>
-          <w:bottom w:val="single" w:sz="6" w:space="1" w:color="999999"/>
-        </w:pBdr>
-      </w:pPr>
-    </w:p>
-    <w:p>
-      <w:pPr>
-        <w:spacing w:before="40" w:after="200"/>
-        <w:pBdr>
-          <w:bottom w:val="single" w:sz="6" w:space="1" w:color="999999"/>
-        </w:pBdr>
-      </w:pPr>
-    </w:p>
-    <w:p>
-      <w:pPr>
-        <w:spacing w:before="40" w:after="200"/>
-        <w:pBdr>
-          <w:bottom w:val="single" w:sz="6" w:space="1" w:color="999999"/>
-        </w:pBdr>
-      </w:pPr>
-    </w:p>
-    <w:p>
-      <w:pPr>
-        <w:spacing w:before="40" w:after="200"/>
-        <w:pBdr>
-          <w:bottom w:val="single" w:sz="6" w:space="1" w:color="999999"/>
-        </w:pBdr>
-      </w:pPr>
-    </w:p>
     <w:sectPr>
+      <w:footerReference w:type="default" r:id="rId9"/>
       <w:pgSz w:w="12240" w:h="15840"/>
-      <w:pgMar w:top="1008" w:right="1152" w:bottom="1008" w:left="1152" w:header="720" w:footer="720" w:gutter="0"/>
+      <w:pgMar w:top="720" w:right="792" w:bottom="720" w:left="792" w:header="720" w:footer="720" w:gutter="0"/>
       <w:cols w:space="720"/>
       <w:docGrid w:linePitch="360"/>
     </w:sectPr>
   </w:body>
 </w:document>
+</file>
+
+<file path=word/footer1.xml><?xml version="1.0" encoding="utf-8"?>
+<w:ftr xmlns:m="http://schemas.openxmlformats.org/officeDocument/2006/math" xmlns:mc="http://schemas.openxmlformats.org/markup-compatibility/2006" xmlns:mo="http://schemas.microsoft.com/office/mac/office/2008/main" xmlns:mv="urn:schemas-microsoft-com:mac:vml" xmlns:o="urn:schemas-microsoft-com:office:office" xmlns:r="http://schemas.openxmlformats.org/officeDocument/2006/relationships" xmlns:v="urn:schemas-microsoft-com:vml" xmlns:w10="urn:schemas-microsoft-com:office:word" xmlns:w14="http://schemas.microsoft.com/office/word/2010/wordml" xmlns:w="http://schemas.openxmlformats.org/wordprocessingml/2006/main" xmlns:wne="http://schemas.microsoft.com/office/word/2006/wordml" xmlns:wp14="http://schemas.microsoft.com/office/word/2010/wordprocessingDrawing" xmlns:wp="http://schemas.openxmlformats.org/drawingml/2006/wordprocessingDrawing" xmlns:wpc="http://schemas.microsoft.com/office/word/2010/wordprocessingCanvas" xmlns:wpg="http://schemas.microsoft.com/office/word/2010/wordprocessingGroup" xmlns:wpi="http://schemas.microsoft.com/office/word/2010/wordprocessingInk" xmlns:wps="http://schemas.microsoft.com/office/word/2010/wordprocessingShape" mc:Ignorable="w14 wp14">
+  <w:p>
+    <w:pPr>
+      <w:pStyle w:val="Footer"/>
+      <w:jc w:val="center"/>
+      <w:pBdr>
+        <w:top w:val="single" w:sz="6" w:color="D8DCE4"/>
+      </w:pBdr>
+    </w:pPr>
+    <w:r>
+      <w:rPr>
+        <w:rFonts w:ascii="Avenir Next" w:hAnsi="Avenir Next"/>
+        <w:b w:val="0"/>
+        <w:i w:val="0"/>
+        <w:color w:val="4A5268"/>
+        <w:sz w:val="17"/>
+        <w:u w:val="none"/>
+        <w:rFonts w:ascii="Avenir Next" w:hAnsi="Avenir Next" w:cs="Avenir Next"/>
+      </w:rPr>
+      <w:t>Unit 1 · Chapter 1 · Practice · Energy Causes Change · Not graded</w:t>
+    </w:r>
+  </w:p>
+</w:ftr>
 </file>
 
 <file path=word/numbering.xml><?xml version="1.0" encoding="utf-8"?>
@@ -1236,8 +2387,9 @@
     <w:qFormat/>
     <w:rsid w:val="00FC693F"/>
     <w:rPr>
-      <w:rFonts w:ascii="Arial" w:hAnsi="Arial" w:eastAsia="Arial"/>
-      <w:sz w:val="22"/>
+      <w:rFonts w:ascii="Avenir Next" w:hAnsi="Avenir Next"/>
+      <w:color w:val="1A1D26"/>
+      <w:sz w:val="28"/>
     </w:rPr>
   </w:style>
   <w:style w:type="paragraph" w:styleId="Header">
